--- a/data/03_investment_memo/investment_memo_39.docx
+++ b/data/03_investment_memo/investment_memo_39.docx
@@ -21,9 +21,22 @@
     <w:p>
       <w:r>
         <w:br/>
-        <w:t>根据内部财务模型测算，浦华众城科技有限公司 在未来三年</w:t>
+        <w:t>恩悌网络有限公司 是中国 新能源 行业的重要企业之一。</w:t>
         <w:br/>
-        <w:t>收入复合增长率预计可达到 24% 左右。</w:t>
+        <w:t>根据华辰资本 投资策略部 的研究，该公司成立于 2011 年，</w:t>
+        <w:br/>
+        <w:t>目前员工规模约 7408 人。公司近年来持续加大研发投入，</w:t>
+        <w:br/>
+        <w:t>在核心技术方面形成了较强的竞争壁垒。</w:t>
+        <w:br/>
+      </w:r>
+    </w:p>
+    <w:p>
+      <w:r>
+        <w:br/>
+        <w:t>根据内部财务模型测算，良诺科技有限公司 在未来三年</w:t>
+        <w:br/>
+        <w:t>收入复合增长率预计可达到 32% 左右。</w:t>
         <w:br/>
         <w:t>该预测基于行业需求增长以及公司产能扩张计划。</w:t>
         <w:br/>
@@ -32,44 +45,782 @@
     <w:p>
       <w:r>
         <w:br/>
-        <w:t>华辰资本旗下的 HC Alpha Growth Fund 在最近的资产配置会议中</w:t>
+        <w:t>从产业链角度看，消费科技 行业主要由上游设备厂商、</w:t>
         <w:br/>
-        <w:t>讨论了 人工智能 行业的投资机会，并对 雨林木风计算机科技有限公司</w:t>
+        <w:t>中游平台企业以及下游应用厂商组成。</w:t>
         <w:br/>
-        <w:t>进行了重点评估。</w:t>
+        <w:t>飞海科技传媒有限公司 主要位于产业链的 上游 环节。</w:t>
         <w:br/>
       </w:r>
     </w:p>
     <w:p>
       <w:r>
         <w:br/>
-        <w:t>华辰资本旗下的 HC Quant Arbitrage Fund 在最近的资产配置会议中</w:t>
+        <w:t>恩悌网络有限公司 是中国 新能源 行业的重要企业之一。</w:t>
         <w:br/>
-        <w:t>讨论了 新能源 行业的投资机会，并对 九方网络有限公司</w:t>
+        <w:t>根据华辰资本 量化研究部 的研究，该公司成立于 2011 年，</w:t>
         <w:br/>
-        <w:t>进行了重点评估。</w:t>
+        <w:t>目前员工规模约 7408 人。公司近年来持续加大研发投入，</w:t>
+        <w:br/>
+        <w:t>在核心技术方面形成了较强的竞争壁垒。</w:t>
         <w:br/>
       </w:r>
     </w:p>
     <w:p>
       <w:r>
         <w:br/>
-        <w:t>从产业链角度看，新能源 行业主要由上游设备厂商、</w:t>
+        <w:t>从产业链角度看，消费科技 行业主要由上游设备厂商、</w:t>
         <w:br/>
         <w:t>中游平台企业以及下游应用厂商组成。</w:t>
         <w:br/>
-        <w:t>九方网络有限公司 主要位于产业链的 上游 环节。</w:t>
+        <w:t>天开科技有限公司 主要位于产业链的 上游 环节。</w:t>
         <w:br/>
       </w:r>
     </w:p>
     <w:p>
       <w:r>
         <w:br/>
-        <w:t>信诚致远传媒有限公司 是中国 人工智能 行业的重要企业之一。</w:t>
+        <w:t>根据内部财务模型测算，飞利信科技有限公司 在未来三年</w:t>
         <w:br/>
-        <w:t>根据华辰资本 风险管理部 的研究，该公司成立于 2015 年，</w:t>
+        <w:t>收入复合增长率预计可达到 15% 左右。</w:t>
         <w:br/>
-        <w:t>目前员工规模约 5674 人。公司近年来持续加大研发投入，</w:t>
+        <w:t>该预测基于行业需求增长以及公司产能扩张计划。</w:t>
+        <w:br/>
+      </w:r>
+    </w:p>
+    <w:p>
+      <w:r>
+        <w:br/>
+        <w:t>根据内部财务模型测算，恩悌网络有限公司 在未来三年</w:t>
+        <w:br/>
+        <w:t>收入复合增长率预计可达到 27% 左右。</w:t>
+        <w:br/>
+        <w:t>该预测基于行业需求增长以及公司产能扩张计划。</w:t>
+        <w:br/>
+      </w:r>
+    </w:p>
+    <w:p>
+      <w:r>
+        <w:br/>
+        <w:t>风险管理部认为，云计算 行业仍然面临若干</w:t>
+        <w:br/>
+        <w:t>不确定性因素，包括技术迭代风险、政策变化、</w:t>
+        <w:br/>
+        <w:t>以及市场竞争加剧等问题。</w:t>
+        <w:br/>
+      </w:r>
+    </w:p>
+    <w:tbl>
+      <w:tblPr>
+        <w:tblW w:type="auto" w:w="0"/>
+        <w:tblLook w:firstColumn="1" w:firstRow="1" w:lastColumn="0" w:lastRow="0" w:noHBand="0" w:noVBand="1" w:val="04A0"/>
+      </w:tblPr>
+      <w:tblGrid>
+        <w:gridCol w:w="2160"/>
+        <w:gridCol w:w="2160"/>
+        <w:gridCol w:w="2160"/>
+        <w:gridCol w:w="2160"/>
+      </w:tblGrid>
+      <w:tr>
+        <w:tc>
+          <w:tcPr>
+            <w:tcW w:type="dxa" w:w="2160"/>
+          </w:tcPr>
+          <w:p>
+            <w:r>
+              <w:t>公司</w:t>
+            </w:r>
+          </w:p>
+        </w:tc>
+        <w:tc>
+          <w:tcPr>
+            <w:tcW w:type="dxa" w:w="2160"/>
+          </w:tcPr>
+          <w:p>
+            <w:r>
+              <w:t>行业</w:t>
+            </w:r>
+          </w:p>
+        </w:tc>
+        <w:tc>
+          <w:tcPr>
+            <w:tcW w:type="dxa" w:w="2160"/>
+          </w:tcPr>
+          <w:p>
+            <w:r>
+              <w:t>市值</w:t>
+            </w:r>
+          </w:p>
+        </w:tc>
+        <w:tc>
+          <w:tcPr>
+            <w:tcW w:type="dxa" w:w="2160"/>
+          </w:tcPr>
+          <w:p>
+            <w:r>
+              <w:t>增长率</w:t>
+            </w:r>
+          </w:p>
+        </w:tc>
+      </w:tr>
+      <w:tr>
+        <w:tc>
+          <w:tcPr>
+            <w:tcW w:type="dxa" w:w="2160"/>
+          </w:tcPr>
+          <w:p>
+            <w:r>
+              <w:t>信诚致远网络有限公司</w:t>
+            </w:r>
+          </w:p>
+        </w:tc>
+        <w:tc>
+          <w:tcPr>
+            <w:tcW w:type="dxa" w:w="2160"/>
+          </w:tcPr>
+          <w:p>
+            <w:r>
+              <w:t>半导体</w:t>
+            </w:r>
+          </w:p>
+        </w:tc>
+        <w:tc>
+          <w:tcPr>
+            <w:tcW w:type="dxa" w:w="2160"/>
+          </w:tcPr>
+          <w:p>
+            <w:r>
+              <w:t>480亿</w:t>
+            </w:r>
+          </w:p>
+        </w:tc>
+        <w:tc>
+          <w:tcPr>
+            <w:tcW w:type="dxa" w:w="2160"/>
+          </w:tcPr>
+          <w:p>
+            <w:r>
+              <w:t>8%</w:t>
+            </w:r>
+          </w:p>
+        </w:tc>
+      </w:tr>
+      <w:tr>
+        <w:tc>
+          <w:tcPr>
+            <w:tcW w:type="dxa" w:w="2160"/>
+          </w:tcPr>
+          <w:p>
+            <w:r>
+              <w:t>惠派国际公司科技有限公司</w:t>
+            </w:r>
+          </w:p>
+        </w:tc>
+        <w:tc>
+          <w:tcPr>
+            <w:tcW w:type="dxa" w:w="2160"/>
+          </w:tcPr>
+          <w:p>
+            <w:r>
+              <w:t>人工智能</w:t>
+            </w:r>
+          </w:p>
+        </w:tc>
+        <w:tc>
+          <w:tcPr>
+            <w:tcW w:type="dxa" w:w="2160"/>
+          </w:tcPr>
+          <w:p>
+            <w:r>
+              <w:t>617亿</w:t>
+            </w:r>
+          </w:p>
+        </w:tc>
+        <w:tc>
+          <w:tcPr>
+            <w:tcW w:type="dxa" w:w="2160"/>
+          </w:tcPr>
+          <w:p>
+            <w:r>
+              <w:t>12%</w:t>
+            </w:r>
+          </w:p>
+        </w:tc>
+      </w:tr>
+      <w:tr>
+        <w:tc>
+          <w:tcPr>
+            <w:tcW w:type="dxa" w:w="2160"/>
+          </w:tcPr>
+          <w:p>
+            <w:r>
+              <w:t>联通时科传媒有限公司</w:t>
+            </w:r>
+          </w:p>
+        </w:tc>
+        <w:tc>
+          <w:tcPr>
+            <w:tcW w:type="dxa" w:w="2160"/>
+          </w:tcPr>
+          <w:p>
+            <w:r>
+              <w:t>消费科技</w:t>
+            </w:r>
+          </w:p>
+        </w:tc>
+        <w:tc>
+          <w:tcPr>
+            <w:tcW w:type="dxa" w:w="2160"/>
+          </w:tcPr>
+          <w:p>
+            <w:r>
+              <w:t>435亿</w:t>
+            </w:r>
+          </w:p>
+        </w:tc>
+        <w:tc>
+          <w:tcPr>
+            <w:tcW w:type="dxa" w:w="2160"/>
+          </w:tcPr>
+          <w:p>
+            <w:r>
+              <w:t>24%</w:t>
+            </w:r>
+          </w:p>
+        </w:tc>
+      </w:tr>
+      <w:tr>
+        <w:tc>
+          <w:tcPr>
+            <w:tcW w:type="dxa" w:w="2160"/>
+          </w:tcPr>
+          <w:p>
+            <w:r>
+              <w:t>艾提科信科技有限公司</w:t>
+            </w:r>
+          </w:p>
+        </w:tc>
+        <w:tc>
+          <w:tcPr>
+            <w:tcW w:type="dxa" w:w="2160"/>
+          </w:tcPr>
+          <w:p>
+            <w:r>
+              <w:t>云计算</w:t>
+            </w:r>
+          </w:p>
+        </w:tc>
+        <w:tc>
+          <w:tcPr>
+            <w:tcW w:type="dxa" w:w="2160"/>
+          </w:tcPr>
+          <w:p>
+            <w:r>
+              <w:t>699亿</w:t>
+            </w:r>
+          </w:p>
+        </w:tc>
+        <w:tc>
+          <w:tcPr>
+            <w:tcW w:type="dxa" w:w="2160"/>
+          </w:tcPr>
+          <w:p>
+            <w:r>
+              <w:t>14%</w:t>
+            </w:r>
+          </w:p>
+        </w:tc>
+      </w:tr>
+      <w:tr>
+        <w:tc>
+          <w:tcPr>
+            <w:tcW w:type="dxa" w:w="2160"/>
+          </w:tcPr>
+          <w:p>
+            <w:r>
+              <w:t>联软网络有限公司</w:t>
+            </w:r>
+          </w:p>
+        </w:tc>
+        <w:tc>
+          <w:tcPr>
+            <w:tcW w:type="dxa" w:w="2160"/>
+          </w:tcPr>
+          <w:p>
+            <w:r>
+              <w:t>半导体</w:t>
+            </w:r>
+          </w:p>
+        </w:tc>
+        <w:tc>
+          <w:tcPr>
+            <w:tcW w:type="dxa" w:w="2160"/>
+          </w:tcPr>
+          <w:p>
+            <w:r>
+              <w:t>603亿</w:t>
+            </w:r>
+          </w:p>
+        </w:tc>
+        <w:tc>
+          <w:tcPr>
+            <w:tcW w:type="dxa" w:w="2160"/>
+          </w:tcPr>
+          <w:p>
+            <w:r>
+              <w:t>22%</w:t>
+            </w:r>
+          </w:p>
+        </w:tc>
+      </w:tr>
+      <w:tr>
+        <w:tc>
+          <w:tcPr>
+            <w:tcW w:type="dxa" w:w="2160"/>
+          </w:tcPr>
+          <w:p>
+            <w:r>
+              <w:t>华泰通安传媒有限公司</w:t>
+            </w:r>
+          </w:p>
+        </w:tc>
+        <w:tc>
+          <w:tcPr>
+            <w:tcW w:type="dxa" w:w="2160"/>
+          </w:tcPr>
+          <w:p>
+            <w:r>
+              <w:t>消费科技</w:t>
+            </w:r>
+          </w:p>
+        </w:tc>
+        <w:tc>
+          <w:tcPr>
+            <w:tcW w:type="dxa" w:w="2160"/>
+          </w:tcPr>
+          <w:p>
+            <w:r>
+              <w:t>712亿</w:t>
+            </w:r>
+          </w:p>
+        </w:tc>
+        <w:tc>
+          <w:tcPr>
+            <w:tcW w:type="dxa" w:w="2160"/>
+          </w:tcPr>
+          <w:p>
+            <w:r>
+              <w:t>10%</w:t>
+            </w:r>
+          </w:p>
+        </w:tc>
+      </w:tr>
+      <w:tr>
+        <w:tc>
+          <w:tcPr>
+            <w:tcW w:type="dxa" w:w="2160"/>
+          </w:tcPr>
+          <w:p>
+            <w:r>
+              <w:t>通际名联网络有限公司</w:t>
+            </w:r>
+          </w:p>
+        </w:tc>
+        <w:tc>
+          <w:tcPr>
+            <w:tcW w:type="dxa" w:w="2160"/>
+          </w:tcPr>
+          <w:p>
+            <w:r>
+              <w:t>机器人</w:t>
+            </w:r>
+          </w:p>
+        </w:tc>
+        <w:tc>
+          <w:tcPr>
+            <w:tcW w:type="dxa" w:w="2160"/>
+          </w:tcPr>
+          <w:p>
+            <w:r>
+              <w:t>230亿</w:t>
+            </w:r>
+          </w:p>
+        </w:tc>
+        <w:tc>
+          <w:tcPr>
+            <w:tcW w:type="dxa" w:w="2160"/>
+          </w:tcPr>
+          <w:p>
+            <w:r>
+              <w:t>11%</w:t>
+            </w:r>
+          </w:p>
+        </w:tc>
+      </w:tr>
+      <w:tr>
+        <w:tc>
+          <w:tcPr>
+            <w:tcW w:type="dxa" w:w="2160"/>
+          </w:tcPr>
+          <w:p>
+            <w:r>
+              <w:t>泰麒麟网络有限公司</w:t>
+            </w:r>
+          </w:p>
+        </w:tc>
+        <w:tc>
+          <w:tcPr>
+            <w:tcW w:type="dxa" w:w="2160"/>
+          </w:tcPr>
+          <w:p>
+            <w:r>
+              <w:t>云计算</w:t>
+            </w:r>
+          </w:p>
+        </w:tc>
+        <w:tc>
+          <w:tcPr>
+            <w:tcW w:type="dxa" w:w="2160"/>
+          </w:tcPr>
+          <w:p>
+            <w:r>
+              <w:t>262亿</w:t>
+            </w:r>
+          </w:p>
+        </w:tc>
+        <w:tc>
+          <w:tcPr>
+            <w:tcW w:type="dxa" w:w="2160"/>
+          </w:tcPr>
+          <w:p>
+            <w:r>
+              <w:t>18%</w:t>
+            </w:r>
+          </w:p>
+        </w:tc>
+      </w:tr>
+      <w:tr>
+        <w:tc>
+          <w:tcPr>
+            <w:tcW w:type="dxa" w:w="2160"/>
+          </w:tcPr>
+          <w:p>
+            <w:r>
+              <w:t>信诚致远网络有限公司</w:t>
+            </w:r>
+          </w:p>
+        </w:tc>
+        <w:tc>
+          <w:tcPr>
+            <w:tcW w:type="dxa" w:w="2160"/>
+          </w:tcPr>
+          <w:p>
+            <w:r>
+              <w:t>半导体</w:t>
+            </w:r>
+          </w:p>
+        </w:tc>
+        <w:tc>
+          <w:tcPr>
+            <w:tcW w:type="dxa" w:w="2160"/>
+          </w:tcPr>
+          <w:p>
+            <w:r>
+              <w:t>124亿</w:t>
+            </w:r>
+          </w:p>
+        </w:tc>
+        <w:tc>
+          <w:tcPr>
+            <w:tcW w:type="dxa" w:w="2160"/>
+          </w:tcPr>
+          <w:p>
+            <w:r>
+              <w:t>18%</w:t>
+            </w:r>
+          </w:p>
+        </w:tc>
+      </w:tr>
+      <w:tr>
+        <w:tc>
+          <w:tcPr>
+            <w:tcW w:type="dxa" w:w="2160"/>
+          </w:tcPr>
+          <w:p>
+            <w:r>
+              <w:t>九方传媒有限公司</w:t>
+            </w:r>
+          </w:p>
+        </w:tc>
+        <w:tc>
+          <w:tcPr>
+            <w:tcW w:type="dxa" w:w="2160"/>
+          </w:tcPr>
+          <w:p>
+            <w:r>
+              <w:t>医疗科技</w:t>
+            </w:r>
+          </w:p>
+        </w:tc>
+        <w:tc>
+          <w:tcPr>
+            <w:tcW w:type="dxa" w:w="2160"/>
+          </w:tcPr>
+          <w:p>
+            <w:r>
+              <w:t>464亿</w:t>
+            </w:r>
+          </w:p>
+        </w:tc>
+        <w:tc>
+          <w:tcPr>
+            <w:tcW w:type="dxa" w:w="2160"/>
+          </w:tcPr>
+          <w:p>
+            <w:r>
+              <w:t>18%</w:t>
+            </w:r>
+          </w:p>
+        </w:tc>
+      </w:tr>
+      <w:tr>
+        <w:tc>
+          <w:tcPr>
+            <w:tcW w:type="dxa" w:w="2160"/>
+          </w:tcPr>
+          <w:p>
+            <w:r>
+              <w:t>信诚致远科技有限公司</w:t>
+            </w:r>
+          </w:p>
+        </w:tc>
+        <w:tc>
+          <w:tcPr>
+            <w:tcW w:type="dxa" w:w="2160"/>
+          </w:tcPr>
+          <w:p>
+            <w:r>
+              <w:t>云计算</w:t>
+            </w:r>
+          </w:p>
+        </w:tc>
+        <w:tc>
+          <w:tcPr>
+            <w:tcW w:type="dxa" w:w="2160"/>
+          </w:tcPr>
+          <w:p>
+            <w:r>
+              <w:t>762亿</w:t>
+            </w:r>
+          </w:p>
+        </w:tc>
+        <w:tc>
+          <w:tcPr>
+            <w:tcW w:type="dxa" w:w="2160"/>
+          </w:tcPr>
+          <w:p>
+            <w:r>
+              <w:t>10%</w:t>
+            </w:r>
+          </w:p>
+        </w:tc>
+      </w:tr>
+      <w:tr>
+        <w:tc>
+          <w:tcPr>
+            <w:tcW w:type="dxa" w:w="2160"/>
+          </w:tcPr>
+          <w:p>
+            <w:r>
+              <w:t>泰麒麟网络有限公司</w:t>
+            </w:r>
+          </w:p>
+        </w:tc>
+        <w:tc>
+          <w:tcPr>
+            <w:tcW w:type="dxa" w:w="2160"/>
+          </w:tcPr>
+          <w:p>
+            <w:r>
+              <w:t>云计算</w:t>
+            </w:r>
+          </w:p>
+        </w:tc>
+        <w:tc>
+          <w:tcPr>
+            <w:tcW w:type="dxa" w:w="2160"/>
+          </w:tcPr>
+          <w:p>
+            <w:r>
+              <w:t>139亿</w:t>
+            </w:r>
+          </w:p>
+        </w:tc>
+        <w:tc>
+          <w:tcPr>
+            <w:tcW w:type="dxa" w:w="2160"/>
+          </w:tcPr>
+          <w:p>
+            <w:r>
+              <w:t>8%</w:t>
+            </w:r>
+          </w:p>
+        </w:tc>
+      </w:tr>
+      <w:tr>
+        <w:tc>
+          <w:tcPr>
+            <w:tcW w:type="dxa" w:w="2160"/>
+          </w:tcPr>
+          <w:p>
+            <w:r>
+              <w:t>浦华众城网络有限公司</w:t>
+            </w:r>
+          </w:p>
+        </w:tc>
+        <w:tc>
+          <w:tcPr>
+            <w:tcW w:type="dxa" w:w="2160"/>
+          </w:tcPr>
+          <w:p>
+            <w:r>
+              <w:t>新能源</w:t>
+            </w:r>
+          </w:p>
+        </w:tc>
+        <w:tc>
+          <w:tcPr>
+            <w:tcW w:type="dxa" w:w="2160"/>
+          </w:tcPr>
+          <w:p>
+            <w:r>
+              <w:t>282亿</w:t>
+            </w:r>
+          </w:p>
+        </w:tc>
+        <w:tc>
+          <w:tcPr>
+            <w:tcW w:type="dxa" w:w="2160"/>
+          </w:tcPr>
+          <w:p>
+            <w:r>
+              <w:t>8%</w:t>
+            </w:r>
+          </w:p>
+        </w:tc>
+      </w:tr>
+      <w:tr>
+        <w:tc>
+          <w:tcPr>
+            <w:tcW w:type="dxa" w:w="2160"/>
+          </w:tcPr>
+          <w:p>
+            <w:r>
+              <w:t>惠派国际公司科技有限公司</w:t>
+            </w:r>
+          </w:p>
+        </w:tc>
+        <w:tc>
+          <w:tcPr>
+            <w:tcW w:type="dxa" w:w="2160"/>
+          </w:tcPr>
+          <w:p>
+            <w:r>
+              <w:t>人工智能</w:t>
+            </w:r>
+          </w:p>
+        </w:tc>
+        <w:tc>
+          <w:tcPr>
+            <w:tcW w:type="dxa" w:w="2160"/>
+          </w:tcPr>
+          <w:p>
+            <w:r>
+              <w:t>148亿</w:t>
+            </w:r>
+          </w:p>
+        </w:tc>
+        <w:tc>
+          <w:tcPr>
+            <w:tcW w:type="dxa" w:w="2160"/>
+          </w:tcPr>
+          <w:p>
+            <w:r>
+              <w:t>13%</w:t>
+            </w:r>
+          </w:p>
+        </w:tc>
+      </w:tr>
+      <w:tr>
+        <w:tc>
+          <w:tcPr>
+            <w:tcW w:type="dxa" w:w="2160"/>
+          </w:tcPr>
+          <w:p>
+            <w:r>
+              <w:t>方正科技传媒有限公司</w:t>
+            </w:r>
+          </w:p>
+        </w:tc>
+        <w:tc>
+          <w:tcPr>
+            <w:tcW w:type="dxa" w:w="2160"/>
+          </w:tcPr>
+          <w:p>
+            <w:r>
+              <w:t>人工智能</w:t>
+            </w:r>
+          </w:p>
+        </w:tc>
+        <w:tc>
+          <w:tcPr>
+            <w:tcW w:type="dxa" w:w="2160"/>
+          </w:tcPr>
+          <w:p>
+            <w:r>
+              <w:t>155亿</w:t>
+            </w:r>
+          </w:p>
+        </w:tc>
+        <w:tc>
+          <w:tcPr>
+            <w:tcW w:type="dxa" w:w="2160"/>
+          </w:tcPr>
+          <w:p>
+            <w:r>
+              <w:t>22%</w:t>
+            </w:r>
+          </w:p>
+        </w:tc>
+      </w:tr>
+    </w:tbl>
+    <w:p>
+      <w:pPr>
+        <w:pStyle w:val="Heading1"/>
+      </w:pPr>
+      <w:r>
+        <w:t>行业分析 2</w:t>
+      </w:r>
+    </w:p>
+    <w:p>
+      <w:r>
+        <w:br/>
+        <w:t>风险管理部认为，人工智能 行业仍然面临若干</w:t>
+        <w:br/>
+        <w:t>不确定性因素，包括技术迭代风险、政策变化、</w:t>
+        <w:br/>
+        <w:t>以及市场竞争加剧等问题。</w:t>
+        <w:br/>
+      </w:r>
+    </w:p>
+    <w:p>
+      <w:r>
+        <w:br/>
+        <w:t>鑫博腾飞信息有限公司 是中国 消费科技 行业的重要企业之一。</w:t>
+        <w:br/>
+        <w:t>根据华辰资本 资产配置委员会 的研究，该公司成立于 2016 年，</w:t>
+        <w:br/>
+        <w:t>目前员工规模约 4167 人。公司近年来持续加大研发投入，</w:t>
         <w:br/>
         <w:t>在核心技术方面形成了较强的竞争壁垒。</w:t>
         <w:br/>
@@ -89,9 +840,20 @@
     <w:p>
       <w:r>
         <w:br/>
-        <w:t>根据内部财务模型测算，创亿网络有限公司 在未来三年</w:t>
+        <w:t>华辰资本旗下的 HC Alpha Growth Fund 在最近的资产配置会议中</w:t>
         <w:br/>
-        <w:t>收入复合增长率预计可达到 10% 左右。</w:t>
+        <w:t>讨论了 人工智能 行业的投资机会，并对 方正科技传媒有限公司</w:t>
+        <w:br/>
+        <w:t>进行了重点评估。</w:t>
+        <w:br/>
+      </w:r>
+    </w:p>
+    <w:p>
+      <w:r>
+        <w:br/>
+        <w:t>根据内部财务模型测算，毕博诚信息有限公司 在未来三年</w:t>
+        <w:br/>
+        <w:t>收入复合增长率预计可达到 30% 左右。</w:t>
         <w:br/>
         <w:t>该预测基于行业需求增长以及公司产能扩张计划。</w:t>
         <w:br/>
@@ -108,6 +870,28 @@
         <w:br/>
       </w:r>
     </w:p>
+    <w:p>
+      <w:r>
+        <w:br/>
+        <w:t>华辰资本旗下的 HC Global Macro Fund 在最近的资产配置会议中</w:t>
+        <w:br/>
+        <w:t>讨论了 人工智能 行业的投资机会，并对 华成育卓传媒有限公司</w:t>
+        <w:br/>
+        <w:t>进行了重点评估。</w:t>
+        <w:br/>
+      </w:r>
+    </w:p>
+    <w:p>
+      <w:r>
+        <w:br/>
+        <w:t>根据内部财务模型测算，明腾传媒有限公司 在未来三年</w:t>
+        <w:br/>
+        <w:t>收入复合增长率预计可达到 33% 左右。</w:t>
+        <w:br/>
+        <w:t>该预测基于行业需求增长以及公司产能扩张计划。</w:t>
+        <w:br/>
+      </w:r>
+    </w:p>
     <w:tbl>
       <w:tblPr>
         <w:tblW w:type="auto" w:w="0"/>
@@ -168,37 +952,37 @@
           </w:tcPr>
           <w:p>
             <w:r>
-              <w:t>创汇传媒有限公司</w:t>
-            </w:r>
-          </w:p>
-        </w:tc>
-        <w:tc>
-          <w:tcPr>
-            <w:tcW w:type="dxa" w:w="2160"/>
-          </w:tcPr>
-          <w:p>
-            <w:r>
-              <w:t>新能源</w:t>
-            </w:r>
-          </w:p>
-        </w:tc>
-        <w:tc>
-          <w:tcPr>
-            <w:tcW w:type="dxa" w:w="2160"/>
-          </w:tcPr>
-          <w:p>
-            <w:r>
-              <w:t>681亿</w:t>
-            </w:r>
-          </w:p>
-        </w:tc>
-        <w:tc>
-          <w:tcPr>
-            <w:tcW w:type="dxa" w:w="2160"/>
-          </w:tcPr>
-          <w:p>
-            <w:r>
-              <w:t>5%</w:t>
+              <w:t>鑫博腾飞信息有限公司</w:t>
+            </w:r>
+          </w:p>
+        </w:tc>
+        <w:tc>
+          <w:tcPr>
+            <w:tcW w:type="dxa" w:w="2160"/>
+          </w:tcPr>
+          <w:p>
+            <w:r>
+              <w:t>消费科技</w:t>
+            </w:r>
+          </w:p>
+        </w:tc>
+        <w:tc>
+          <w:tcPr>
+            <w:tcW w:type="dxa" w:w="2160"/>
+          </w:tcPr>
+          <w:p>
+            <w:r>
+              <w:t>552亿</w:t>
+            </w:r>
+          </w:p>
+        </w:tc>
+        <w:tc>
+          <w:tcPr>
+            <w:tcW w:type="dxa" w:w="2160"/>
+          </w:tcPr>
+          <w:p>
+            <w:r>
+              <w:t>15%</w:t>
             </w:r>
           </w:p>
         </w:tc>
@@ -210,37 +994,37 @@
           </w:tcPr>
           <w:p>
             <w:r>
-              <w:t>济南亿次元网络有限公司</w:t>
-            </w:r>
-          </w:p>
-        </w:tc>
-        <w:tc>
-          <w:tcPr>
-            <w:tcW w:type="dxa" w:w="2160"/>
-          </w:tcPr>
-          <w:p>
-            <w:r>
-              <w:t>机器人</w:t>
-            </w:r>
-          </w:p>
-        </w:tc>
-        <w:tc>
-          <w:tcPr>
-            <w:tcW w:type="dxa" w:w="2160"/>
-          </w:tcPr>
-          <w:p>
-            <w:r>
-              <w:t>459亿</w:t>
-            </w:r>
-          </w:p>
-        </w:tc>
-        <w:tc>
-          <w:tcPr>
-            <w:tcW w:type="dxa" w:w="2160"/>
-          </w:tcPr>
-          <w:p>
-            <w:r>
-              <w:t>28%</w:t>
+              <w:t>联软网络有限公司</w:t>
+            </w:r>
+          </w:p>
+        </w:tc>
+        <w:tc>
+          <w:tcPr>
+            <w:tcW w:type="dxa" w:w="2160"/>
+          </w:tcPr>
+          <w:p>
+            <w:r>
+              <w:t>半导体</w:t>
+            </w:r>
+          </w:p>
+        </w:tc>
+        <w:tc>
+          <w:tcPr>
+            <w:tcW w:type="dxa" w:w="2160"/>
+          </w:tcPr>
+          <w:p>
+            <w:r>
+              <w:t>183亿</w:t>
+            </w:r>
+          </w:p>
+        </w:tc>
+        <w:tc>
+          <w:tcPr>
+            <w:tcW w:type="dxa" w:w="2160"/>
+          </w:tcPr>
+          <w:p>
+            <w:r>
+              <w:t>26%</w:t>
             </w:r>
           </w:p>
         </w:tc>
@@ -252,37 +1036,37 @@
           </w:tcPr>
           <w:p>
             <w:r>
-              <w:t>飞利信科技有限公司</w:t>
-            </w:r>
-          </w:p>
-        </w:tc>
-        <w:tc>
-          <w:tcPr>
-            <w:tcW w:type="dxa" w:w="2160"/>
-          </w:tcPr>
-          <w:p>
-            <w:r>
-              <w:t>新能源</w:t>
-            </w:r>
-          </w:p>
-        </w:tc>
-        <w:tc>
-          <w:tcPr>
-            <w:tcW w:type="dxa" w:w="2160"/>
-          </w:tcPr>
-          <w:p>
-            <w:r>
-              <w:t>776亿</w:t>
-            </w:r>
-          </w:p>
-        </w:tc>
-        <w:tc>
-          <w:tcPr>
-            <w:tcW w:type="dxa" w:w="2160"/>
-          </w:tcPr>
-          <w:p>
-            <w:r>
-              <w:t>28%</w:t>
+              <w:t>昊嘉科技有限公司</w:t>
+            </w:r>
+          </w:p>
+        </w:tc>
+        <w:tc>
+          <w:tcPr>
+            <w:tcW w:type="dxa" w:w="2160"/>
+          </w:tcPr>
+          <w:p>
+            <w:r>
+              <w:t>医疗科技</w:t>
+            </w:r>
+          </w:p>
+        </w:tc>
+        <w:tc>
+          <w:tcPr>
+            <w:tcW w:type="dxa" w:w="2160"/>
+          </w:tcPr>
+          <w:p>
+            <w:r>
+              <w:t>530亿</w:t>
+            </w:r>
+          </w:p>
+        </w:tc>
+        <w:tc>
+          <w:tcPr>
+            <w:tcW w:type="dxa" w:w="2160"/>
+          </w:tcPr>
+          <w:p>
+            <w:r>
+              <w:t>27%</w:t>
             </w:r>
           </w:p>
         </w:tc>
@@ -294,7 +1078,7 @@
           </w:tcPr>
           <w:p>
             <w:r>
-              <w:t>昂歌信息科技有限公司</w:t>
+              <w:t>华泰通安传媒有限公司</w:t>
             </w:r>
           </w:p>
         </w:tc>
@@ -314,17 +1098,17 @@
           </w:tcPr>
           <w:p>
             <w:r>
-              <w:t>766亿</w:t>
-            </w:r>
-          </w:p>
-        </w:tc>
-        <w:tc>
-          <w:tcPr>
-            <w:tcW w:type="dxa" w:w="2160"/>
-          </w:tcPr>
-          <w:p>
-            <w:r>
-              <w:t>19%</w:t>
+              <w:t>437亿</w:t>
+            </w:r>
+          </w:p>
+        </w:tc>
+        <w:tc>
+          <w:tcPr>
+            <w:tcW w:type="dxa" w:w="2160"/>
+          </w:tcPr>
+          <w:p>
+            <w:r>
+              <w:t>13%</w:t>
             </w:r>
           </w:p>
         </w:tc>
@@ -336,37 +1120,37 @@
           </w:tcPr>
           <w:p>
             <w:r>
-              <w:t>飞利信科技有限公司</w:t>
-            </w:r>
-          </w:p>
-        </w:tc>
-        <w:tc>
-          <w:tcPr>
-            <w:tcW w:type="dxa" w:w="2160"/>
-          </w:tcPr>
-          <w:p>
-            <w:r>
-              <w:t>新能源</w:t>
-            </w:r>
-          </w:p>
-        </w:tc>
-        <w:tc>
-          <w:tcPr>
-            <w:tcW w:type="dxa" w:w="2160"/>
-          </w:tcPr>
-          <w:p>
-            <w:r>
-              <w:t>358亿</w:t>
-            </w:r>
-          </w:p>
-        </w:tc>
-        <w:tc>
-          <w:tcPr>
-            <w:tcW w:type="dxa" w:w="2160"/>
-          </w:tcPr>
-          <w:p>
-            <w:r>
-              <w:t>27%</w:t>
+              <w:t>迪摩信息有限公司</w:t>
+            </w:r>
+          </w:p>
+        </w:tc>
+        <w:tc>
+          <w:tcPr>
+            <w:tcW w:type="dxa" w:w="2160"/>
+          </w:tcPr>
+          <w:p>
+            <w:r>
+              <w:t>医疗科技</w:t>
+            </w:r>
+          </w:p>
+        </w:tc>
+        <w:tc>
+          <w:tcPr>
+            <w:tcW w:type="dxa" w:w="2160"/>
+          </w:tcPr>
+          <w:p>
+            <w:r>
+              <w:t>418亿</w:t>
+            </w:r>
+          </w:p>
+        </w:tc>
+        <w:tc>
+          <w:tcPr>
+            <w:tcW w:type="dxa" w:w="2160"/>
+          </w:tcPr>
+          <w:p>
+            <w:r>
+              <w:t>20%</w:t>
             </w:r>
           </w:p>
         </w:tc>
@@ -378,37 +1162,37 @@
           </w:tcPr>
           <w:p>
             <w:r>
-              <w:t>创亿信息有限公司</w:t>
-            </w:r>
-          </w:p>
-        </w:tc>
-        <w:tc>
-          <w:tcPr>
-            <w:tcW w:type="dxa" w:w="2160"/>
-          </w:tcPr>
-          <w:p>
-            <w:r>
-              <w:t>医疗科技</w:t>
-            </w:r>
-          </w:p>
-        </w:tc>
-        <w:tc>
-          <w:tcPr>
-            <w:tcW w:type="dxa" w:w="2160"/>
-          </w:tcPr>
-          <w:p>
-            <w:r>
-              <w:t>408亿</w:t>
-            </w:r>
-          </w:p>
-        </w:tc>
-        <w:tc>
-          <w:tcPr>
-            <w:tcW w:type="dxa" w:w="2160"/>
-          </w:tcPr>
-          <w:p>
-            <w:r>
-              <w:t>16%</w:t>
+              <w:t>精芯信息有限公司</w:t>
+            </w:r>
+          </w:p>
+        </w:tc>
+        <w:tc>
+          <w:tcPr>
+            <w:tcW w:type="dxa" w:w="2160"/>
+          </w:tcPr>
+          <w:p>
+            <w:r>
+              <w:t>半导体</w:t>
+            </w:r>
+          </w:p>
+        </w:tc>
+        <w:tc>
+          <w:tcPr>
+            <w:tcW w:type="dxa" w:w="2160"/>
+          </w:tcPr>
+          <w:p>
+            <w:r>
+              <w:t>296亿</w:t>
+            </w:r>
+          </w:p>
+        </w:tc>
+        <w:tc>
+          <w:tcPr>
+            <w:tcW w:type="dxa" w:w="2160"/>
+          </w:tcPr>
+          <w:p>
+            <w:r>
+              <w:t>13%</w:t>
             </w:r>
           </w:p>
         </w:tc>
@@ -420,27 +1204,27 @@
           </w:tcPr>
           <w:p>
             <w:r>
-              <w:t>昂歌信息科技有限公司</w:t>
-            </w:r>
-          </w:p>
-        </w:tc>
-        <w:tc>
-          <w:tcPr>
-            <w:tcW w:type="dxa" w:w="2160"/>
-          </w:tcPr>
-          <w:p>
-            <w:r>
-              <w:t>消费科技</w:t>
-            </w:r>
-          </w:p>
-        </w:tc>
-        <w:tc>
-          <w:tcPr>
-            <w:tcW w:type="dxa" w:w="2160"/>
-          </w:tcPr>
-          <w:p>
-            <w:r>
-              <w:t>251亿</w:t>
+              <w:t>创联世纪信息有限公司</w:t>
+            </w:r>
+          </w:p>
+        </w:tc>
+        <w:tc>
+          <w:tcPr>
+            <w:tcW w:type="dxa" w:w="2160"/>
+          </w:tcPr>
+          <w:p>
+            <w:r>
+              <w:t>云计算</w:t>
+            </w:r>
+          </w:p>
+        </w:tc>
+        <w:tc>
+          <w:tcPr>
+            <w:tcW w:type="dxa" w:w="2160"/>
+          </w:tcPr>
+          <w:p>
+            <w:r>
+              <w:t>592亿</w:t>
             </w:r>
           </w:p>
         </w:tc>
@@ -462,37 +1246,37 @@
           </w:tcPr>
           <w:p>
             <w:r>
-              <w:t>雨林木风计算机网络有限公司</w:t>
-            </w:r>
-          </w:p>
-        </w:tc>
-        <w:tc>
-          <w:tcPr>
-            <w:tcW w:type="dxa" w:w="2160"/>
-          </w:tcPr>
-          <w:p>
-            <w:r>
-              <w:t>医疗科技</w:t>
-            </w:r>
-          </w:p>
-        </w:tc>
-        <w:tc>
-          <w:tcPr>
-            <w:tcW w:type="dxa" w:w="2160"/>
-          </w:tcPr>
-          <w:p>
-            <w:r>
-              <w:t>471亿</w:t>
-            </w:r>
-          </w:p>
-        </w:tc>
-        <w:tc>
-          <w:tcPr>
-            <w:tcW w:type="dxa" w:w="2160"/>
-          </w:tcPr>
-          <w:p>
-            <w:r>
-              <w:t>16%</w:t>
+              <w:t>信诚致远科技有限公司</w:t>
+            </w:r>
+          </w:p>
+        </w:tc>
+        <w:tc>
+          <w:tcPr>
+            <w:tcW w:type="dxa" w:w="2160"/>
+          </w:tcPr>
+          <w:p>
+            <w:r>
+              <w:t>云计算</w:t>
+            </w:r>
+          </w:p>
+        </w:tc>
+        <w:tc>
+          <w:tcPr>
+            <w:tcW w:type="dxa" w:w="2160"/>
+          </w:tcPr>
+          <w:p>
+            <w:r>
+              <w:t>518亿</w:t>
+            </w:r>
+          </w:p>
+        </w:tc>
+        <w:tc>
+          <w:tcPr>
+            <w:tcW w:type="dxa" w:w="2160"/>
+          </w:tcPr>
+          <w:p>
+            <w:r>
+              <w:t>10%</w:t>
             </w:r>
           </w:p>
         </w:tc>
@@ -504,37 +1288,37 @@
           </w:tcPr>
           <w:p>
             <w:r>
-              <w:t>精芯信息有限公司</w:t>
-            </w:r>
-          </w:p>
-        </w:tc>
-        <w:tc>
-          <w:tcPr>
-            <w:tcW w:type="dxa" w:w="2160"/>
-          </w:tcPr>
-          <w:p>
-            <w:r>
-              <w:t>消费科技</w:t>
-            </w:r>
-          </w:p>
-        </w:tc>
-        <w:tc>
-          <w:tcPr>
-            <w:tcW w:type="dxa" w:w="2160"/>
-          </w:tcPr>
-          <w:p>
-            <w:r>
-              <w:t>428亿</w:t>
-            </w:r>
-          </w:p>
-        </w:tc>
-        <w:tc>
-          <w:tcPr>
-            <w:tcW w:type="dxa" w:w="2160"/>
-          </w:tcPr>
-          <w:p>
-            <w:r>
-              <w:t>24%</w:t>
+              <w:t>通际名联科技有限公司</w:t>
+            </w:r>
+          </w:p>
+        </w:tc>
+        <w:tc>
+          <w:tcPr>
+            <w:tcW w:type="dxa" w:w="2160"/>
+          </w:tcPr>
+          <w:p>
+            <w:r>
+              <w:t>人工智能</w:t>
+            </w:r>
+          </w:p>
+        </w:tc>
+        <w:tc>
+          <w:tcPr>
+            <w:tcW w:type="dxa" w:w="2160"/>
+          </w:tcPr>
+          <w:p>
+            <w:r>
+              <w:t>768亿</w:t>
+            </w:r>
+          </w:p>
+        </w:tc>
+        <w:tc>
+          <w:tcPr>
+            <w:tcW w:type="dxa" w:w="2160"/>
+          </w:tcPr>
+          <w:p>
+            <w:r>
+              <w:t>17%</w:t>
             </w:r>
           </w:p>
         </w:tc>
@@ -546,37 +1330,37 @@
           </w:tcPr>
           <w:p>
             <w:r>
-              <w:t>九方网络有限公司</w:t>
-            </w:r>
-          </w:p>
-        </w:tc>
-        <w:tc>
-          <w:tcPr>
-            <w:tcW w:type="dxa" w:w="2160"/>
-          </w:tcPr>
-          <w:p>
-            <w:r>
-              <w:t>新能源</w:t>
-            </w:r>
-          </w:p>
-        </w:tc>
-        <w:tc>
-          <w:tcPr>
-            <w:tcW w:type="dxa" w:w="2160"/>
-          </w:tcPr>
-          <w:p>
-            <w:r>
-              <w:t>659亿</w:t>
-            </w:r>
-          </w:p>
-        </w:tc>
-        <w:tc>
-          <w:tcPr>
-            <w:tcW w:type="dxa" w:w="2160"/>
-          </w:tcPr>
-          <w:p>
-            <w:r>
-              <w:t>10%</w:t>
+              <w:t>九方传媒有限公司</w:t>
+            </w:r>
+          </w:p>
+        </w:tc>
+        <w:tc>
+          <w:tcPr>
+            <w:tcW w:type="dxa" w:w="2160"/>
+          </w:tcPr>
+          <w:p>
+            <w:r>
+              <w:t>医疗科技</w:t>
+            </w:r>
+          </w:p>
+        </w:tc>
+        <w:tc>
+          <w:tcPr>
+            <w:tcW w:type="dxa" w:w="2160"/>
+          </w:tcPr>
+          <w:p>
+            <w:r>
+              <w:t>422亿</w:t>
+            </w:r>
+          </w:p>
+        </w:tc>
+        <w:tc>
+          <w:tcPr>
+            <w:tcW w:type="dxa" w:w="2160"/>
+          </w:tcPr>
+          <w:p>
+            <w:r>
+              <w:t>21%</w:t>
             </w:r>
           </w:p>
         </w:tc>
@@ -588,37 +1372,37 @@
           </w:tcPr>
           <w:p>
             <w:r>
-              <w:t>易动力科技有限公司</w:t>
-            </w:r>
-          </w:p>
-        </w:tc>
-        <w:tc>
-          <w:tcPr>
-            <w:tcW w:type="dxa" w:w="2160"/>
-          </w:tcPr>
-          <w:p>
-            <w:r>
-              <w:t>云计算</w:t>
-            </w:r>
-          </w:p>
-        </w:tc>
-        <w:tc>
-          <w:tcPr>
-            <w:tcW w:type="dxa" w:w="2160"/>
-          </w:tcPr>
-          <w:p>
-            <w:r>
-              <w:t>681亿</w:t>
-            </w:r>
-          </w:p>
-        </w:tc>
-        <w:tc>
-          <w:tcPr>
-            <w:tcW w:type="dxa" w:w="2160"/>
-          </w:tcPr>
-          <w:p>
-            <w:r>
-              <w:t>5%</w:t>
+              <w:t>戴硕电子网络有限公司</w:t>
+            </w:r>
+          </w:p>
+        </w:tc>
+        <w:tc>
+          <w:tcPr>
+            <w:tcW w:type="dxa" w:w="2160"/>
+          </w:tcPr>
+          <w:p>
+            <w:r>
+              <w:t>新能源</w:t>
+            </w:r>
+          </w:p>
+        </w:tc>
+        <w:tc>
+          <w:tcPr>
+            <w:tcW w:type="dxa" w:w="2160"/>
+          </w:tcPr>
+          <w:p>
+            <w:r>
+              <w:t>573亿</w:t>
+            </w:r>
+          </w:p>
+        </w:tc>
+        <w:tc>
+          <w:tcPr>
+            <w:tcW w:type="dxa" w:w="2160"/>
+          </w:tcPr>
+          <w:p>
+            <w:r>
+              <w:t>7%</w:t>
             </w:r>
           </w:p>
         </w:tc>
@@ -630,37 +1414,37 @@
           </w:tcPr>
           <w:p>
             <w:r>
-              <w:t>和泰科技有限公司</w:t>
-            </w:r>
-          </w:p>
-        </w:tc>
-        <w:tc>
-          <w:tcPr>
-            <w:tcW w:type="dxa" w:w="2160"/>
-          </w:tcPr>
-          <w:p>
-            <w:r>
-              <w:t>人工智能</w:t>
-            </w:r>
-          </w:p>
-        </w:tc>
-        <w:tc>
-          <w:tcPr>
-            <w:tcW w:type="dxa" w:w="2160"/>
-          </w:tcPr>
-          <w:p>
-            <w:r>
-              <w:t>153亿</w:t>
-            </w:r>
-          </w:p>
-        </w:tc>
-        <w:tc>
-          <w:tcPr>
-            <w:tcW w:type="dxa" w:w="2160"/>
-          </w:tcPr>
-          <w:p>
-            <w:r>
-              <w:t>17%</w:t>
+              <w:t>昂歌信息信息有限公司</w:t>
+            </w:r>
+          </w:p>
+        </w:tc>
+        <w:tc>
+          <w:tcPr>
+            <w:tcW w:type="dxa" w:w="2160"/>
+          </w:tcPr>
+          <w:p>
+            <w:r>
+              <w:t>消费科技</w:t>
+            </w:r>
+          </w:p>
+        </w:tc>
+        <w:tc>
+          <w:tcPr>
+            <w:tcW w:type="dxa" w:w="2160"/>
+          </w:tcPr>
+          <w:p>
+            <w:r>
+              <w:t>648亿</w:t>
+            </w:r>
+          </w:p>
+        </w:tc>
+        <w:tc>
+          <w:tcPr>
+            <w:tcW w:type="dxa" w:w="2160"/>
+          </w:tcPr>
+          <w:p>
+            <w:r>
+              <w:t>11%</w:t>
             </w:r>
           </w:p>
         </w:tc>
@@ -672,37 +1456,37 @@
           </w:tcPr>
           <w:p>
             <w:r>
-              <w:t>和泰科技有限公司</w:t>
-            </w:r>
-          </w:p>
-        </w:tc>
-        <w:tc>
-          <w:tcPr>
-            <w:tcW w:type="dxa" w:w="2160"/>
-          </w:tcPr>
-          <w:p>
-            <w:r>
-              <w:t>人工智能</w:t>
-            </w:r>
-          </w:p>
-        </w:tc>
-        <w:tc>
-          <w:tcPr>
-            <w:tcW w:type="dxa" w:w="2160"/>
-          </w:tcPr>
-          <w:p>
-            <w:r>
-              <w:t>740亿</w:t>
-            </w:r>
-          </w:p>
-        </w:tc>
-        <w:tc>
-          <w:tcPr>
-            <w:tcW w:type="dxa" w:w="2160"/>
-          </w:tcPr>
-          <w:p>
-            <w:r>
-              <w:t>14%</w:t>
+              <w:t>创汇传媒有限公司</w:t>
+            </w:r>
+          </w:p>
+        </w:tc>
+        <w:tc>
+          <w:tcPr>
+            <w:tcW w:type="dxa" w:w="2160"/>
+          </w:tcPr>
+          <w:p>
+            <w:r>
+              <w:t>新能源</w:t>
+            </w:r>
+          </w:p>
+        </w:tc>
+        <w:tc>
+          <w:tcPr>
+            <w:tcW w:type="dxa" w:w="2160"/>
+          </w:tcPr>
+          <w:p>
+            <w:r>
+              <w:t>648亿</w:t>
+            </w:r>
+          </w:p>
+        </w:tc>
+        <w:tc>
+          <w:tcPr>
+            <w:tcW w:type="dxa" w:w="2160"/>
+          </w:tcPr>
+          <w:p>
+            <w:r>
+              <w:t>26%</w:t>
             </w:r>
           </w:p>
         </w:tc>
@@ -714,27 +1498,27 @@
           </w:tcPr>
           <w:p>
             <w:r>
-              <w:t>东方峻景传媒有限公司</w:t>
-            </w:r>
-          </w:p>
-        </w:tc>
-        <w:tc>
-          <w:tcPr>
-            <w:tcW w:type="dxa" w:w="2160"/>
-          </w:tcPr>
-          <w:p>
-            <w:r>
-              <w:t>新能源</w:t>
-            </w:r>
-          </w:p>
-        </w:tc>
-        <w:tc>
-          <w:tcPr>
-            <w:tcW w:type="dxa" w:w="2160"/>
-          </w:tcPr>
-          <w:p>
-            <w:r>
-              <w:t>490亿</w:t>
+              <w:t>巨奥传媒有限公司</w:t>
+            </w:r>
+          </w:p>
+        </w:tc>
+        <w:tc>
+          <w:tcPr>
+            <w:tcW w:type="dxa" w:w="2160"/>
+          </w:tcPr>
+          <w:p>
+            <w:r>
+              <w:t>人工智能</w:t>
+            </w:r>
+          </w:p>
+        </w:tc>
+        <w:tc>
+          <w:tcPr>
+            <w:tcW w:type="dxa" w:w="2160"/>
+          </w:tcPr>
+          <w:p>
+            <w:r>
+              <w:t>558亿</w:t>
             </w:r>
           </w:p>
         </w:tc>
@@ -756,37 +1540,37 @@
           </w:tcPr>
           <w:p>
             <w:r>
-              <w:t>创汇传媒有限公司</w:t>
-            </w:r>
-          </w:p>
-        </w:tc>
-        <w:tc>
-          <w:tcPr>
-            <w:tcW w:type="dxa" w:w="2160"/>
-          </w:tcPr>
-          <w:p>
-            <w:r>
-              <w:t>新能源</w:t>
-            </w:r>
-          </w:p>
-        </w:tc>
-        <w:tc>
-          <w:tcPr>
-            <w:tcW w:type="dxa" w:w="2160"/>
-          </w:tcPr>
-          <w:p>
-            <w:r>
-              <w:t>207亿</w:t>
-            </w:r>
-          </w:p>
-        </w:tc>
-        <w:tc>
-          <w:tcPr>
-            <w:tcW w:type="dxa" w:w="2160"/>
-          </w:tcPr>
-          <w:p>
-            <w:r>
-              <w:t>20%</w:t>
+              <w:t>华成育卓科技有限公司</w:t>
+            </w:r>
+          </w:p>
+        </w:tc>
+        <w:tc>
+          <w:tcPr>
+            <w:tcW w:type="dxa" w:w="2160"/>
+          </w:tcPr>
+          <w:p>
+            <w:r>
+              <w:t>医疗科技</w:t>
+            </w:r>
+          </w:p>
+        </w:tc>
+        <w:tc>
+          <w:tcPr>
+            <w:tcW w:type="dxa" w:w="2160"/>
+          </w:tcPr>
+          <w:p>
+            <w:r>
+              <w:t>499亿</w:t>
+            </w:r>
+          </w:p>
+        </w:tc>
+        <w:tc>
+          <w:tcPr>
+            <w:tcW w:type="dxa" w:w="2160"/>
+          </w:tcPr>
+          <w:p>
+            <w:r>
+              <w:t>13%</w:t>
             </w:r>
           </w:p>
         </w:tc>
@@ -797,41 +1581,17 @@
         <w:pStyle w:val="Heading1"/>
       </w:pPr>
       <w:r>
-        <w:t>行业分析 2</w:t>
+        <w:t>行业分析 3</w:t>
       </w:r>
     </w:p>
     <w:p>
       <w:r>
         <w:br/>
-        <w:t>风险管理部认为，云计算 行业仍然面临若干</w:t>
+        <w:t>华辰资本旗下的 HC Energy Transition Fund 在最近的资产配置会议中</w:t>
         <w:br/>
-        <w:t>不确定性因素，包括技术迭代风险、政策变化、</w:t>
+        <w:t>讨论了 半导体 行业的投资机会，并对 华泰通安网络有限公司</w:t>
         <w:br/>
-        <w:t>以及市场竞争加剧等问题。</w:t>
-        <w:br/>
-      </w:r>
-    </w:p>
-    <w:p>
-      <w:r>
-        <w:br/>
-        <w:t>东方峻景传媒有限公司 是中国 新能源 行业的重要企业之一。</w:t>
-        <w:br/>
-        <w:t>根据华辰资本 投资策略部 的研究，该公司成立于 2013 年，</w:t>
-        <w:br/>
-        <w:t>目前员工规模约 6208 人。公司近年来持续加大研发投入，</w:t>
-        <w:br/>
-        <w:t>在核心技术方面形成了较强的竞争壁垒。</w:t>
-        <w:br/>
-      </w:r>
-    </w:p>
-    <w:p>
-      <w:r>
-        <w:br/>
-        <w:t>根据内部财务模型测算，昂歌信息科技有限公司 在未来三年</w:t>
-        <w:br/>
-        <w:t>收入复合增长率预计可达到 31% 左右。</w:t>
-        <w:br/>
-        <w:t>该预测基于行业需求增长以及公司产能扩张计划。</w:t>
+        <w:t>进行了重点评估。</w:t>
         <w:br/>
       </w:r>
     </w:p>
@@ -860,20 +1620,9 @@
     <w:p>
       <w:r>
         <w:br/>
-        <w:t>华辰资本旗下的 HC Quant Arbitrage Fund 在最近的资产配置会议中</w:t>
+        <w:t>根据内部财务模型测算，良诺科技有限公司 在未来三年</w:t>
         <w:br/>
-        <w:t>讨论了 医疗科技 行业的投资机会，并对 凌云网络有限公司</w:t>
-        <w:br/>
-        <w:t>进行了重点评估。</w:t>
-        <w:br/>
-      </w:r>
-    </w:p>
-    <w:p>
-      <w:r>
-        <w:br/>
-        <w:t>根据内部财务模型测算，东方峻景传媒有限公司 在未来三年</w:t>
-        <w:br/>
-        <w:t>收入复合增长率预计可达到 13% 左右。</w:t>
+        <w:t>收入复合增长率预计可达到 17% 左右。</w:t>
         <w:br/>
         <w:t>该预测基于行业需求增长以及公司产能扩张计划。</w:t>
         <w:br/>
@@ -882,725 +1631,22 @@
     <w:p>
       <w:r>
         <w:br/>
-        <w:t>华辰资本旗下的 HC Energy Transition Fund 在最近的资产配置会议中</w:t>
+        <w:t>从产业链角度看，半导体 行业主要由上游设备厂商、</w:t>
         <w:br/>
-        <w:t>讨论了 云计算 行业的投资机会，并对 创亿网络有限公司</w:t>
+        <w:t>中游平台企业以及下游应用厂商组成。</w:t>
         <w:br/>
-        <w:t>进行了重点评估。</w:t>
-        <w:br/>
-      </w:r>
-    </w:p>
-    <w:tbl>
-      <w:tblPr>
-        <w:tblW w:type="auto" w:w="0"/>
-        <w:tblLook w:firstColumn="1" w:firstRow="1" w:lastColumn="0" w:lastRow="0" w:noHBand="0" w:noVBand="1" w:val="04A0"/>
-      </w:tblPr>
-      <w:tblGrid>
-        <w:gridCol w:w="2160"/>
-        <w:gridCol w:w="2160"/>
-        <w:gridCol w:w="2160"/>
-        <w:gridCol w:w="2160"/>
-      </w:tblGrid>
-      <w:tr>
-        <w:tc>
-          <w:tcPr>
-            <w:tcW w:type="dxa" w:w="2160"/>
-          </w:tcPr>
-          <w:p>
-            <w:r>
-              <w:t>公司</w:t>
-            </w:r>
-          </w:p>
-        </w:tc>
-        <w:tc>
-          <w:tcPr>
-            <w:tcW w:type="dxa" w:w="2160"/>
-          </w:tcPr>
-          <w:p>
-            <w:r>
-              <w:t>行业</w:t>
-            </w:r>
-          </w:p>
-        </w:tc>
-        <w:tc>
-          <w:tcPr>
-            <w:tcW w:type="dxa" w:w="2160"/>
-          </w:tcPr>
-          <w:p>
-            <w:r>
-              <w:t>市值</w:t>
-            </w:r>
-          </w:p>
-        </w:tc>
-        <w:tc>
-          <w:tcPr>
-            <w:tcW w:type="dxa" w:w="2160"/>
-          </w:tcPr>
-          <w:p>
-            <w:r>
-              <w:t>增长率</w:t>
-            </w:r>
-          </w:p>
-        </w:tc>
-      </w:tr>
-      <w:tr>
-        <w:tc>
-          <w:tcPr>
-            <w:tcW w:type="dxa" w:w="2160"/>
-          </w:tcPr>
-          <w:p>
-            <w:r>
-              <w:t>精芯科技有限公司</w:t>
-            </w:r>
-          </w:p>
-        </w:tc>
-        <w:tc>
-          <w:tcPr>
-            <w:tcW w:type="dxa" w:w="2160"/>
-          </w:tcPr>
-          <w:p>
-            <w:r>
-              <w:t>云计算</w:t>
-            </w:r>
-          </w:p>
-        </w:tc>
-        <w:tc>
-          <w:tcPr>
-            <w:tcW w:type="dxa" w:w="2160"/>
-          </w:tcPr>
-          <w:p>
-            <w:r>
-              <w:t>573亿</w:t>
-            </w:r>
-          </w:p>
-        </w:tc>
-        <w:tc>
-          <w:tcPr>
-            <w:tcW w:type="dxa" w:w="2160"/>
-          </w:tcPr>
-          <w:p>
-            <w:r>
-              <w:t>6%</w:t>
-            </w:r>
-          </w:p>
-        </w:tc>
-      </w:tr>
-      <w:tr>
-        <w:tc>
-          <w:tcPr>
-            <w:tcW w:type="dxa" w:w="2160"/>
-          </w:tcPr>
-          <w:p>
-            <w:r>
-              <w:t>昂歌信息科技有限公司</w:t>
-            </w:r>
-          </w:p>
-        </w:tc>
-        <w:tc>
-          <w:tcPr>
-            <w:tcW w:type="dxa" w:w="2160"/>
-          </w:tcPr>
-          <w:p>
-            <w:r>
-              <w:t>消费科技</w:t>
-            </w:r>
-          </w:p>
-        </w:tc>
-        <w:tc>
-          <w:tcPr>
-            <w:tcW w:type="dxa" w:w="2160"/>
-          </w:tcPr>
-          <w:p>
-            <w:r>
-              <w:t>477亿</w:t>
-            </w:r>
-          </w:p>
-        </w:tc>
-        <w:tc>
-          <w:tcPr>
-            <w:tcW w:type="dxa" w:w="2160"/>
-          </w:tcPr>
-          <w:p>
-            <w:r>
-              <w:t>15%</w:t>
-            </w:r>
-          </w:p>
-        </w:tc>
-      </w:tr>
-      <w:tr>
-        <w:tc>
-          <w:tcPr>
-            <w:tcW w:type="dxa" w:w="2160"/>
-          </w:tcPr>
-          <w:p>
-            <w:r>
-              <w:t>飞利信科技有限公司</w:t>
-            </w:r>
-          </w:p>
-        </w:tc>
-        <w:tc>
-          <w:tcPr>
-            <w:tcW w:type="dxa" w:w="2160"/>
-          </w:tcPr>
-          <w:p>
-            <w:r>
-              <w:t>新能源</w:t>
-            </w:r>
-          </w:p>
-        </w:tc>
-        <w:tc>
-          <w:tcPr>
-            <w:tcW w:type="dxa" w:w="2160"/>
-          </w:tcPr>
-          <w:p>
-            <w:r>
-              <w:t>662亿</w:t>
-            </w:r>
-          </w:p>
-        </w:tc>
-        <w:tc>
-          <w:tcPr>
-            <w:tcW w:type="dxa" w:w="2160"/>
-          </w:tcPr>
-          <w:p>
-            <w:r>
-              <w:t>6%</w:t>
-            </w:r>
-          </w:p>
-        </w:tc>
-      </w:tr>
-      <w:tr>
-        <w:tc>
-          <w:tcPr>
-            <w:tcW w:type="dxa" w:w="2160"/>
-          </w:tcPr>
-          <w:p>
-            <w:r>
-              <w:t>东方峻景传媒有限公司</w:t>
-            </w:r>
-          </w:p>
-        </w:tc>
-        <w:tc>
-          <w:tcPr>
-            <w:tcW w:type="dxa" w:w="2160"/>
-          </w:tcPr>
-          <w:p>
-            <w:r>
-              <w:t>新能源</w:t>
-            </w:r>
-          </w:p>
-        </w:tc>
-        <w:tc>
-          <w:tcPr>
-            <w:tcW w:type="dxa" w:w="2160"/>
-          </w:tcPr>
-          <w:p>
-            <w:r>
-              <w:t>438亿</w:t>
-            </w:r>
-          </w:p>
-        </w:tc>
-        <w:tc>
-          <w:tcPr>
-            <w:tcW w:type="dxa" w:w="2160"/>
-          </w:tcPr>
-          <w:p>
-            <w:r>
-              <w:t>7%</w:t>
-            </w:r>
-          </w:p>
-        </w:tc>
-      </w:tr>
-      <w:tr>
-        <w:tc>
-          <w:tcPr>
-            <w:tcW w:type="dxa" w:w="2160"/>
-          </w:tcPr>
-          <w:p>
-            <w:r>
-              <w:t>天益信息有限公司</w:t>
-            </w:r>
-          </w:p>
-        </w:tc>
-        <w:tc>
-          <w:tcPr>
-            <w:tcW w:type="dxa" w:w="2160"/>
-          </w:tcPr>
-          <w:p>
-            <w:r>
-              <w:t>云计算</w:t>
-            </w:r>
-          </w:p>
-        </w:tc>
-        <w:tc>
-          <w:tcPr>
-            <w:tcW w:type="dxa" w:w="2160"/>
-          </w:tcPr>
-          <w:p>
-            <w:r>
-              <w:t>168亿</w:t>
-            </w:r>
-          </w:p>
-        </w:tc>
-        <w:tc>
-          <w:tcPr>
-            <w:tcW w:type="dxa" w:w="2160"/>
-          </w:tcPr>
-          <w:p>
-            <w:r>
-              <w:t>17%</w:t>
-            </w:r>
-          </w:p>
-        </w:tc>
-      </w:tr>
-      <w:tr>
-        <w:tc>
-          <w:tcPr>
-            <w:tcW w:type="dxa" w:w="2160"/>
-          </w:tcPr>
-          <w:p>
-            <w:r>
-              <w:t>立信电子网络有限公司</w:t>
-            </w:r>
-          </w:p>
-        </w:tc>
-        <w:tc>
-          <w:tcPr>
-            <w:tcW w:type="dxa" w:w="2160"/>
-          </w:tcPr>
-          <w:p>
-            <w:r>
-              <w:t>云计算</w:t>
-            </w:r>
-          </w:p>
-        </w:tc>
-        <w:tc>
-          <w:tcPr>
-            <w:tcW w:type="dxa" w:w="2160"/>
-          </w:tcPr>
-          <w:p>
-            <w:r>
-              <w:t>780亿</w:t>
-            </w:r>
-          </w:p>
-        </w:tc>
-        <w:tc>
-          <w:tcPr>
-            <w:tcW w:type="dxa" w:w="2160"/>
-          </w:tcPr>
-          <w:p>
-            <w:r>
-              <w:t>6%</w:t>
-            </w:r>
-          </w:p>
-        </w:tc>
-      </w:tr>
-      <w:tr>
-        <w:tc>
-          <w:tcPr>
-            <w:tcW w:type="dxa" w:w="2160"/>
-          </w:tcPr>
-          <w:p>
-            <w:r>
-              <w:t>华远软件信息有限公司</w:t>
-            </w:r>
-          </w:p>
-        </w:tc>
-        <w:tc>
-          <w:tcPr>
-            <w:tcW w:type="dxa" w:w="2160"/>
-          </w:tcPr>
-          <w:p>
-            <w:r>
-              <w:t>半导体</w:t>
-            </w:r>
-          </w:p>
-        </w:tc>
-        <w:tc>
-          <w:tcPr>
-            <w:tcW w:type="dxa" w:w="2160"/>
-          </w:tcPr>
-          <w:p>
-            <w:r>
-              <w:t>483亿</w:t>
-            </w:r>
-          </w:p>
-        </w:tc>
-        <w:tc>
-          <w:tcPr>
-            <w:tcW w:type="dxa" w:w="2160"/>
-          </w:tcPr>
-          <w:p>
-            <w:r>
-              <w:t>15%</w:t>
-            </w:r>
-          </w:p>
-        </w:tc>
-      </w:tr>
-      <w:tr>
-        <w:tc>
-          <w:tcPr>
-            <w:tcW w:type="dxa" w:w="2160"/>
-          </w:tcPr>
-          <w:p>
-            <w:r>
-              <w:t>浦华众城信息有限公司</w:t>
-            </w:r>
-          </w:p>
-        </w:tc>
-        <w:tc>
-          <w:tcPr>
-            <w:tcW w:type="dxa" w:w="2160"/>
-          </w:tcPr>
-          <w:p>
-            <w:r>
-              <w:t>云计算</w:t>
-            </w:r>
-          </w:p>
-        </w:tc>
-        <w:tc>
-          <w:tcPr>
-            <w:tcW w:type="dxa" w:w="2160"/>
-          </w:tcPr>
-          <w:p>
-            <w:r>
-              <w:t>483亿</w:t>
-            </w:r>
-          </w:p>
-        </w:tc>
-        <w:tc>
-          <w:tcPr>
-            <w:tcW w:type="dxa" w:w="2160"/>
-          </w:tcPr>
-          <w:p>
-            <w:r>
-              <w:t>27%</w:t>
-            </w:r>
-          </w:p>
-        </w:tc>
-      </w:tr>
-      <w:tr>
-        <w:tc>
-          <w:tcPr>
-            <w:tcW w:type="dxa" w:w="2160"/>
-          </w:tcPr>
-          <w:p>
-            <w:r>
-              <w:t>天益信息有限公司</w:t>
-            </w:r>
-          </w:p>
-        </w:tc>
-        <w:tc>
-          <w:tcPr>
-            <w:tcW w:type="dxa" w:w="2160"/>
-          </w:tcPr>
-          <w:p>
-            <w:r>
-              <w:t>云计算</w:t>
-            </w:r>
-          </w:p>
-        </w:tc>
-        <w:tc>
-          <w:tcPr>
-            <w:tcW w:type="dxa" w:w="2160"/>
-          </w:tcPr>
-          <w:p>
-            <w:r>
-              <w:t>426亿</w:t>
-            </w:r>
-          </w:p>
-        </w:tc>
-        <w:tc>
-          <w:tcPr>
-            <w:tcW w:type="dxa" w:w="2160"/>
-          </w:tcPr>
-          <w:p>
-            <w:r>
-              <w:t>24%</w:t>
-            </w:r>
-          </w:p>
-        </w:tc>
-      </w:tr>
-      <w:tr>
-        <w:tc>
-          <w:tcPr>
-            <w:tcW w:type="dxa" w:w="2160"/>
-          </w:tcPr>
-          <w:p>
-            <w:r>
-              <w:t>浦华众城信息有限公司</w:t>
-            </w:r>
-          </w:p>
-        </w:tc>
-        <w:tc>
-          <w:tcPr>
-            <w:tcW w:type="dxa" w:w="2160"/>
-          </w:tcPr>
-          <w:p>
-            <w:r>
-              <w:t>云计算</w:t>
-            </w:r>
-          </w:p>
-        </w:tc>
-        <w:tc>
-          <w:tcPr>
-            <w:tcW w:type="dxa" w:w="2160"/>
-          </w:tcPr>
-          <w:p>
-            <w:r>
-              <w:t>351亿</w:t>
-            </w:r>
-          </w:p>
-        </w:tc>
-        <w:tc>
-          <w:tcPr>
-            <w:tcW w:type="dxa" w:w="2160"/>
-          </w:tcPr>
-          <w:p>
-            <w:r>
-              <w:t>13%</w:t>
-            </w:r>
-          </w:p>
-        </w:tc>
-      </w:tr>
-      <w:tr>
-        <w:tc>
-          <w:tcPr>
-            <w:tcW w:type="dxa" w:w="2160"/>
-          </w:tcPr>
-          <w:p>
-            <w:r>
-              <w:t>南康网络有限公司</w:t>
-            </w:r>
-          </w:p>
-        </w:tc>
-        <w:tc>
-          <w:tcPr>
-            <w:tcW w:type="dxa" w:w="2160"/>
-          </w:tcPr>
-          <w:p>
-            <w:r>
-              <w:t>消费科技</w:t>
-            </w:r>
-          </w:p>
-        </w:tc>
-        <w:tc>
-          <w:tcPr>
-            <w:tcW w:type="dxa" w:w="2160"/>
-          </w:tcPr>
-          <w:p>
-            <w:r>
-              <w:t>372亿</w:t>
-            </w:r>
-          </w:p>
-        </w:tc>
-        <w:tc>
-          <w:tcPr>
-            <w:tcW w:type="dxa" w:w="2160"/>
-          </w:tcPr>
-          <w:p>
-            <w:r>
-              <w:t>7%</w:t>
-            </w:r>
-          </w:p>
-        </w:tc>
-      </w:tr>
-      <w:tr>
-        <w:tc>
-          <w:tcPr>
-            <w:tcW w:type="dxa" w:w="2160"/>
-          </w:tcPr>
-          <w:p>
-            <w:r>
-              <w:t>银嘉信息有限公司</w:t>
-            </w:r>
-          </w:p>
-        </w:tc>
-        <w:tc>
-          <w:tcPr>
-            <w:tcW w:type="dxa" w:w="2160"/>
-          </w:tcPr>
-          <w:p>
-            <w:r>
-              <w:t>消费科技</w:t>
-            </w:r>
-          </w:p>
-        </w:tc>
-        <w:tc>
-          <w:tcPr>
-            <w:tcW w:type="dxa" w:w="2160"/>
-          </w:tcPr>
-          <w:p>
-            <w:r>
-              <w:t>553亿</w:t>
-            </w:r>
-          </w:p>
-        </w:tc>
-        <w:tc>
-          <w:tcPr>
-            <w:tcW w:type="dxa" w:w="2160"/>
-          </w:tcPr>
-          <w:p>
-            <w:r>
-              <w:t>12%</w:t>
-            </w:r>
-          </w:p>
-        </w:tc>
-      </w:tr>
-      <w:tr>
-        <w:tc>
-          <w:tcPr>
-            <w:tcW w:type="dxa" w:w="2160"/>
-          </w:tcPr>
-          <w:p>
-            <w:r>
-              <w:t>创汇传媒有限公司</w:t>
-            </w:r>
-          </w:p>
-        </w:tc>
-        <w:tc>
-          <w:tcPr>
-            <w:tcW w:type="dxa" w:w="2160"/>
-          </w:tcPr>
-          <w:p>
-            <w:r>
-              <w:t>新能源</w:t>
-            </w:r>
-          </w:p>
-        </w:tc>
-        <w:tc>
-          <w:tcPr>
-            <w:tcW w:type="dxa" w:w="2160"/>
-          </w:tcPr>
-          <w:p>
-            <w:r>
-              <w:t>261亿</w:t>
-            </w:r>
-          </w:p>
-        </w:tc>
-        <w:tc>
-          <w:tcPr>
-            <w:tcW w:type="dxa" w:w="2160"/>
-          </w:tcPr>
-          <w:p>
-            <w:r>
-              <w:t>28%</w:t>
-            </w:r>
-          </w:p>
-        </w:tc>
-      </w:tr>
-      <w:tr>
-        <w:tc>
-          <w:tcPr>
-            <w:tcW w:type="dxa" w:w="2160"/>
-          </w:tcPr>
-          <w:p>
-            <w:r>
-              <w:t>和泰传媒有限公司</w:t>
-            </w:r>
-          </w:p>
-        </w:tc>
-        <w:tc>
-          <w:tcPr>
-            <w:tcW w:type="dxa" w:w="2160"/>
-          </w:tcPr>
-          <w:p>
-            <w:r>
-              <w:t>消费科技</w:t>
-            </w:r>
-          </w:p>
-        </w:tc>
-        <w:tc>
-          <w:tcPr>
-            <w:tcW w:type="dxa" w:w="2160"/>
-          </w:tcPr>
-          <w:p>
-            <w:r>
-              <w:t>575亿</w:t>
-            </w:r>
-          </w:p>
-        </w:tc>
-        <w:tc>
-          <w:tcPr>
-            <w:tcW w:type="dxa" w:w="2160"/>
-          </w:tcPr>
-          <w:p>
-            <w:r>
-              <w:t>20%</w:t>
-            </w:r>
-          </w:p>
-        </w:tc>
-      </w:tr>
-      <w:tr>
-        <w:tc>
-          <w:tcPr>
-            <w:tcW w:type="dxa" w:w="2160"/>
-          </w:tcPr>
-          <w:p>
-            <w:r>
-              <w:t>天益信息有限公司</w:t>
-            </w:r>
-          </w:p>
-        </w:tc>
-        <w:tc>
-          <w:tcPr>
-            <w:tcW w:type="dxa" w:w="2160"/>
-          </w:tcPr>
-          <w:p>
-            <w:r>
-              <w:t>云计算</w:t>
-            </w:r>
-          </w:p>
-        </w:tc>
-        <w:tc>
-          <w:tcPr>
-            <w:tcW w:type="dxa" w:w="2160"/>
-          </w:tcPr>
-          <w:p>
-            <w:r>
-              <w:t>589亿</w:t>
-            </w:r>
-          </w:p>
-        </w:tc>
-        <w:tc>
-          <w:tcPr>
-            <w:tcW w:type="dxa" w:w="2160"/>
-          </w:tcPr>
-          <w:p>
-            <w:r>
-              <w:t>23%</w:t>
-            </w:r>
-          </w:p>
-        </w:tc>
-      </w:tr>
-    </w:tbl>
-    <w:p>
-      <w:pPr>
-        <w:pStyle w:val="Heading1"/>
-      </w:pPr>
-      <w:r>
-        <w:t>行业分析 3</w:t>
-      </w:r>
-    </w:p>
-    <w:p>
-      <w:r>
-        <w:br/>
-        <w:t>华辰资本旗下的 HC Energy Transition Fund 在最近的资产配置会议中</w:t>
-        <w:br/>
-        <w:t>讨论了 机器人 行业的投资机会，并对 济南亿次元网络有限公司</w:t>
-        <w:br/>
-        <w:t>进行了重点评估。</w:t>
+        <w:t>信诚致远网络有限公司 主要位于产业链的 上游 环节。</w:t>
         <w:br/>
       </w:r>
     </w:p>
     <w:p>
       <w:r>
         <w:br/>
-        <w:t>从产业链角度看，云计算 行业主要由上游设备厂商、</w:t>
+        <w:t>从产业链角度看，机器人 行业主要由上游设备厂商、</w:t>
         <w:br/>
         <w:t>中游平台企业以及下游应用厂商组成。</w:t>
         <w:br/>
-        <w:t>创亿网络有限公司 主要位于产业链的 上游 环节。</w:t>
+        <w:t>图龙信息传媒有限公司 主要位于产业链的 下游 环节。</w:t>
         <w:br/>
       </w:r>
     </w:p>
@@ -1618,57 +1664,13 @@
     <w:p>
       <w:r>
         <w:br/>
-        <w:t>华辰资本旗下的 HC Energy Transition Fund 在最近的资产配置会议中</w:t>
+        <w:t>毕博诚信息有限公司 是中国 机器人 行业的重要企业之一。</w:t>
         <w:br/>
-        <w:t>讨论了 消费科技 行业的投资机会，并对 精芯信息有限公司</w:t>
+        <w:t>根据华辰资本 投资策略部 的研究，该公司成立于 2017 年，</w:t>
         <w:br/>
-        <w:t>进行了重点评估。</w:t>
-        <w:br/>
-      </w:r>
-    </w:p>
-    <w:p>
-      <w:r>
-        <w:br/>
-        <w:t>风险管理部认为，新能源 行业仍然面临若干</w:t>
-        <w:br/>
-        <w:t>不确定性因素，包括技术迭代风险、政策变化、</w:t>
-        <w:br/>
-        <w:t>以及市场竞争加剧等问题。</w:t>
-        <w:br/>
-      </w:r>
-    </w:p>
-    <w:p>
-      <w:r>
-        <w:br/>
-        <w:t>从产业链角度看，半导体 行业主要由上游设备厂商、</w:t>
-        <w:br/>
-        <w:t>中游平台企业以及下游应用厂商组成。</w:t>
-        <w:br/>
-        <w:t>天益科技有限公司 主要位于产业链的 下游 环节。</w:t>
-        <w:br/>
-      </w:r>
-    </w:p>
-    <w:p>
-      <w:r>
-        <w:br/>
-        <w:t>东方峻景网络有限公司 是中国 机器人 行业的重要企业之一。</w:t>
-        <w:br/>
-        <w:t>根据华辰资本 投资策略部 的研究，该公司成立于 2020 年，</w:t>
-        <w:br/>
-        <w:t>目前员工规模约 7859 人。公司近年来持续加大研发投入，</w:t>
+        <w:t>目前员工规模约 508 人。公司近年来持续加大研发投入，</w:t>
         <w:br/>
         <w:t>在核心技术方面形成了较强的竞争壁垒。</w:t>
-        <w:br/>
-      </w:r>
-    </w:p>
-    <w:p>
-      <w:r>
-        <w:br/>
-        <w:t>根据内部财务模型测算，华远软件信息有限公司 在未来三年</w:t>
-        <w:br/>
-        <w:t>收入复合增长率预计可达到 17% 左右。</w:t>
-        <w:br/>
-        <w:t>该预测基于行业需求增长以及公司产能扩张计划。</w:t>
         <w:br/>
       </w:r>
     </w:p>
@@ -1732,7 +1734,7 @@
           </w:tcPr>
           <w:p>
             <w:r>
-              <w:t>九方信息有限公司</w:t>
+              <w:t>戴硕电子网络有限公司</w:t>
             </w:r>
           </w:p>
         </w:tc>
@@ -1752,17 +1754,17 @@
           </w:tcPr>
           <w:p>
             <w:r>
-              <w:t>153亿</w:t>
-            </w:r>
-          </w:p>
-        </w:tc>
-        <w:tc>
-          <w:tcPr>
-            <w:tcW w:type="dxa" w:w="2160"/>
-          </w:tcPr>
-          <w:p>
-            <w:r>
-              <w:t>9%</w:t>
+              <w:t>444亿</w:t>
+            </w:r>
+          </w:p>
+        </w:tc>
+        <w:tc>
+          <w:tcPr>
+            <w:tcW w:type="dxa" w:w="2160"/>
+          </w:tcPr>
+          <w:p>
+            <w:r>
+              <w:t>8%</w:t>
             </w:r>
           </w:p>
         </w:tc>
@@ -1774,37 +1776,37 @@
           </w:tcPr>
           <w:p>
             <w:r>
-              <w:t>新宇龙信息传媒有限公司</w:t>
-            </w:r>
-          </w:p>
-        </w:tc>
-        <w:tc>
-          <w:tcPr>
-            <w:tcW w:type="dxa" w:w="2160"/>
-          </w:tcPr>
-          <w:p>
-            <w:r>
-              <w:t>机器人</w:t>
-            </w:r>
-          </w:p>
-        </w:tc>
-        <w:tc>
-          <w:tcPr>
-            <w:tcW w:type="dxa" w:w="2160"/>
-          </w:tcPr>
-          <w:p>
-            <w:r>
-              <w:t>272亿</w:t>
-            </w:r>
-          </w:p>
-        </w:tc>
-        <w:tc>
-          <w:tcPr>
-            <w:tcW w:type="dxa" w:w="2160"/>
-          </w:tcPr>
-          <w:p>
-            <w:r>
-              <w:t>9%</w:t>
+              <w:t>信诚致远科技有限公司</w:t>
+            </w:r>
+          </w:p>
+        </w:tc>
+        <w:tc>
+          <w:tcPr>
+            <w:tcW w:type="dxa" w:w="2160"/>
+          </w:tcPr>
+          <w:p>
+            <w:r>
+              <w:t>云计算</w:t>
+            </w:r>
+          </w:p>
+        </w:tc>
+        <w:tc>
+          <w:tcPr>
+            <w:tcW w:type="dxa" w:w="2160"/>
+          </w:tcPr>
+          <w:p>
+            <w:r>
+              <w:t>577亿</w:t>
+            </w:r>
+          </w:p>
+        </w:tc>
+        <w:tc>
+          <w:tcPr>
+            <w:tcW w:type="dxa" w:w="2160"/>
+          </w:tcPr>
+          <w:p>
+            <w:r>
+              <w:t>28%</w:t>
             </w:r>
           </w:p>
         </w:tc>
@@ -1816,37 +1818,37 @@
           </w:tcPr>
           <w:p>
             <w:r>
-              <w:t>兰金电子网络有限公司</w:t>
-            </w:r>
-          </w:p>
-        </w:tc>
-        <w:tc>
-          <w:tcPr>
-            <w:tcW w:type="dxa" w:w="2160"/>
-          </w:tcPr>
-          <w:p>
-            <w:r>
-              <w:t>消费科技</w:t>
-            </w:r>
-          </w:p>
-        </w:tc>
-        <w:tc>
-          <w:tcPr>
-            <w:tcW w:type="dxa" w:w="2160"/>
-          </w:tcPr>
-          <w:p>
-            <w:r>
-              <w:t>145亿</w:t>
-            </w:r>
-          </w:p>
-        </w:tc>
-        <w:tc>
-          <w:tcPr>
-            <w:tcW w:type="dxa" w:w="2160"/>
-          </w:tcPr>
-          <w:p>
-            <w:r>
-              <w:t>12%</w:t>
+              <w:t>图龙信息传媒有限公司</w:t>
+            </w:r>
+          </w:p>
+        </w:tc>
+        <w:tc>
+          <w:tcPr>
+            <w:tcW w:type="dxa" w:w="2160"/>
+          </w:tcPr>
+          <w:p>
+            <w:r>
+              <w:t>机器人</w:t>
+            </w:r>
+          </w:p>
+        </w:tc>
+        <w:tc>
+          <w:tcPr>
+            <w:tcW w:type="dxa" w:w="2160"/>
+          </w:tcPr>
+          <w:p>
+            <w:r>
+              <w:t>326亿</w:t>
+            </w:r>
+          </w:p>
+        </w:tc>
+        <w:tc>
+          <w:tcPr>
+            <w:tcW w:type="dxa" w:w="2160"/>
+          </w:tcPr>
+          <w:p>
+            <w:r>
+              <w:t>24%</w:t>
             </w:r>
           </w:p>
         </w:tc>
@@ -1858,37 +1860,37 @@
           </w:tcPr>
           <w:p>
             <w:r>
-              <w:t>万迅电脑网络有限公司</w:t>
-            </w:r>
-          </w:p>
-        </w:tc>
-        <w:tc>
-          <w:tcPr>
-            <w:tcW w:type="dxa" w:w="2160"/>
-          </w:tcPr>
-          <w:p>
-            <w:r>
-              <w:t>半导体</w:t>
-            </w:r>
-          </w:p>
-        </w:tc>
-        <w:tc>
-          <w:tcPr>
-            <w:tcW w:type="dxa" w:w="2160"/>
-          </w:tcPr>
-          <w:p>
-            <w:r>
-              <w:t>797亿</w:t>
-            </w:r>
-          </w:p>
-        </w:tc>
-        <w:tc>
-          <w:tcPr>
-            <w:tcW w:type="dxa" w:w="2160"/>
-          </w:tcPr>
-          <w:p>
-            <w:r>
-              <w:t>25%</w:t>
+              <w:t>创汇传媒有限公司</w:t>
+            </w:r>
+          </w:p>
+        </w:tc>
+        <w:tc>
+          <w:tcPr>
+            <w:tcW w:type="dxa" w:w="2160"/>
+          </w:tcPr>
+          <w:p>
+            <w:r>
+              <w:t>新能源</w:t>
+            </w:r>
+          </w:p>
+        </w:tc>
+        <w:tc>
+          <w:tcPr>
+            <w:tcW w:type="dxa" w:w="2160"/>
+          </w:tcPr>
+          <w:p>
+            <w:r>
+              <w:t>102亿</w:t>
+            </w:r>
+          </w:p>
+        </w:tc>
+        <w:tc>
+          <w:tcPr>
+            <w:tcW w:type="dxa" w:w="2160"/>
+          </w:tcPr>
+          <w:p>
+            <w:r>
+              <w:t>13%</w:t>
             </w:r>
           </w:p>
         </w:tc>
@@ -1900,37 +1902,37 @@
           </w:tcPr>
           <w:p>
             <w:r>
-              <w:t>昊嘉网络有限公司</w:t>
-            </w:r>
-          </w:p>
-        </w:tc>
-        <w:tc>
-          <w:tcPr>
-            <w:tcW w:type="dxa" w:w="2160"/>
-          </w:tcPr>
-          <w:p>
-            <w:r>
-              <w:t>新能源</w:t>
-            </w:r>
-          </w:p>
-        </w:tc>
-        <w:tc>
-          <w:tcPr>
-            <w:tcW w:type="dxa" w:w="2160"/>
-          </w:tcPr>
-          <w:p>
-            <w:r>
-              <w:t>136亿</w:t>
-            </w:r>
-          </w:p>
-        </w:tc>
-        <w:tc>
-          <w:tcPr>
-            <w:tcW w:type="dxa" w:w="2160"/>
-          </w:tcPr>
-          <w:p>
-            <w:r>
-              <w:t>16%</w:t>
+              <w:t>联软网络有限公司</w:t>
+            </w:r>
+          </w:p>
+        </w:tc>
+        <w:tc>
+          <w:tcPr>
+            <w:tcW w:type="dxa" w:w="2160"/>
+          </w:tcPr>
+          <w:p>
+            <w:r>
+              <w:t>半导体</w:t>
+            </w:r>
+          </w:p>
+        </w:tc>
+        <w:tc>
+          <w:tcPr>
+            <w:tcW w:type="dxa" w:w="2160"/>
+          </w:tcPr>
+          <w:p>
+            <w:r>
+              <w:t>790亿</w:t>
+            </w:r>
+          </w:p>
+        </w:tc>
+        <w:tc>
+          <w:tcPr>
+            <w:tcW w:type="dxa" w:w="2160"/>
+          </w:tcPr>
+          <w:p>
+            <w:r>
+              <w:t>22%</w:t>
             </w:r>
           </w:p>
         </w:tc>
@@ -1942,7 +1944,7 @@
           </w:tcPr>
           <w:p>
             <w:r>
-              <w:t>易动力科技有限公司</w:t>
+              <w:t>创联世纪信息有限公司</w:t>
             </w:r>
           </w:p>
         </w:tc>
@@ -1962,17 +1964,17 @@
           </w:tcPr>
           <w:p>
             <w:r>
-              <w:t>718亿</w:t>
-            </w:r>
-          </w:p>
-        </w:tc>
-        <w:tc>
-          <w:tcPr>
-            <w:tcW w:type="dxa" w:w="2160"/>
-          </w:tcPr>
-          <w:p>
-            <w:r>
-              <w:t>26%</w:t>
+              <w:t>641亿</w:t>
+            </w:r>
+          </w:p>
+        </w:tc>
+        <w:tc>
+          <w:tcPr>
+            <w:tcW w:type="dxa" w:w="2160"/>
+          </w:tcPr>
+          <w:p>
+            <w:r>
+              <w:t>15%</w:t>
             </w:r>
           </w:p>
         </w:tc>
@@ -1984,37 +1986,37 @@
           </w:tcPr>
           <w:p>
             <w:r>
-              <w:t>艾提科信科技有限公司</w:t>
-            </w:r>
-          </w:p>
-        </w:tc>
-        <w:tc>
-          <w:tcPr>
-            <w:tcW w:type="dxa" w:w="2160"/>
-          </w:tcPr>
-          <w:p>
-            <w:r>
-              <w:t>机器人</w:t>
-            </w:r>
-          </w:p>
-        </w:tc>
-        <w:tc>
-          <w:tcPr>
-            <w:tcW w:type="dxa" w:w="2160"/>
-          </w:tcPr>
-          <w:p>
-            <w:r>
-              <w:t>775亿</w:t>
-            </w:r>
-          </w:p>
-        </w:tc>
-        <w:tc>
-          <w:tcPr>
-            <w:tcW w:type="dxa" w:w="2160"/>
-          </w:tcPr>
-          <w:p>
-            <w:r>
-              <w:t>17%</w:t>
+              <w:t>方正科技信息有限公司</w:t>
+            </w:r>
+          </w:p>
+        </w:tc>
+        <w:tc>
+          <w:tcPr>
+            <w:tcW w:type="dxa" w:w="2160"/>
+          </w:tcPr>
+          <w:p>
+            <w:r>
+              <w:t>消费科技</w:t>
+            </w:r>
+          </w:p>
+        </w:tc>
+        <w:tc>
+          <w:tcPr>
+            <w:tcW w:type="dxa" w:w="2160"/>
+          </w:tcPr>
+          <w:p>
+            <w:r>
+              <w:t>752亿</w:t>
+            </w:r>
+          </w:p>
+        </w:tc>
+        <w:tc>
+          <w:tcPr>
+            <w:tcW w:type="dxa" w:w="2160"/>
+          </w:tcPr>
+          <w:p>
+            <w:r>
+              <w:t>26%</w:t>
             </w:r>
           </w:p>
         </w:tc>
@@ -2026,37 +2028,37 @@
           </w:tcPr>
           <w:p>
             <w:r>
-              <w:t>佳禾科技有限公司</w:t>
-            </w:r>
-          </w:p>
-        </w:tc>
-        <w:tc>
-          <w:tcPr>
-            <w:tcW w:type="dxa" w:w="2160"/>
-          </w:tcPr>
-          <w:p>
-            <w:r>
-              <w:t>半导体</w:t>
-            </w:r>
-          </w:p>
-        </w:tc>
-        <w:tc>
-          <w:tcPr>
-            <w:tcW w:type="dxa" w:w="2160"/>
-          </w:tcPr>
-          <w:p>
-            <w:r>
-              <w:t>535亿</w:t>
-            </w:r>
-          </w:p>
-        </w:tc>
-        <w:tc>
-          <w:tcPr>
-            <w:tcW w:type="dxa" w:w="2160"/>
-          </w:tcPr>
-          <w:p>
-            <w:r>
-              <w:t>28%</w:t>
+              <w:t>昊嘉科技有限公司</w:t>
+            </w:r>
+          </w:p>
+        </w:tc>
+        <w:tc>
+          <w:tcPr>
+            <w:tcW w:type="dxa" w:w="2160"/>
+          </w:tcPr>
+          <w:p>
+            <w:r>
+              <w:t>医疗科技</w:t>
+            </w:r>
+          </w:p>
+        </w:tc>
+        <w:tc>
+          <w:tcPr>
+            <w:tcW w:type="dxa" w:w="2160"/>
+          </w:tcPr>
+          <w:p>
+            <w:r>
+              <w:t>352亿</w:t>
+            </w:r>
+          </w:p>
+        </w:tc>
+        <w:tc>
+          <w:tcPr>
+            <w:tcW w:type="dxa" w:w="2160"/>
+          </w:tcPr>
+          <w:p>
+            <w:r>
+              <w:t>20%</w:t>
             </w:r>
           </w:p>
         </w:tc>
@@ -2068,37 +2070,37 @@
           </w:tcPr>
           <w:p>
             <w:r>
-              <w:t>精芯信息有限公司</w:t>
-            </w:r>
-          </w:p>
-        </w:tc>
-        <w:tc>
-          <w:tcPr>
-            <w:tcW w:type="dxa" w:w="2160"/>
-          </w:tcPr>
-          <w:p>
-            <w:r>
-              <w:t>消费科技</w:t>
-            </w:r>
-          </w:p>
-        </w:tc>
-        <w:tc>
-          <w:tcPr>
-            <w:tcW w:type="dxa" w:w="2160"/>
-          </w:tcPr>
-          <w:p>
-            <w:r>
-              <w:t>179亿</w:t>
-            </w:r>
-          </w:p>
-        </w:tc>
-        <w:tc>
-          <w:tcPr>
-            <w:tcW w:type="dxa" w:w="2160"/>
-          </w:tcPr>
-          <w:p>
-            <w:r>
-              <w:t>5%</w:t>
+              <w:t>恩悌网络有限公司</w:t>
+            </w:r>
+          </w:p>
+        </w:tc>
+        <w:tc>
+          <w:tcPr>
+            <w:tcW w:type="dxa" w:w="2160"/>
+          </w:tcPr>
+          <w:p>
+            <w:r>
+              <w:t>新能源</w:t>
+            </w:r>
+          </w:p>
+        </w:tc>
+        <w:tc>
+          <w:tcPr>
+            <w:tcW w:type="dxa" w:w="2160"/>
+          </w:tcPr>
+          <w:p>
+            <w:r>
+              <w:t>255亿</w:t>
+            </w:r>
+          </w:p>
+        </w:tc>
+        <w:tc>
+          <w:tcPr>
+            <w:tcW w:type="dxa" w:w="2160"/>
+          </w:tcPr>
+          <w:p>
+            <w:r>
+              <w:t>13%</w:t>
             </w:r>
           </w:p>
         </w:tc>
@@ -2110,37 +2112,37 @@
           </w:tcPr>
           <w:p>
             <w:r>
-              <w:t>精芯信息有限公司</w:t>
-            </w:r>
-          </w:p>
-        </w:tc>
-        <w:tc>
-          <w:tcPr>
-            <w:tcW w:type="dxa" w:w="2160"/>
-          </w:tcPr>
-          <w:p>
-            <w:r>
-              <w:t>消费科技</w:t>
-            </w:r>
-          </w:p>
-        </w:tc>
-        <w:tc>
-          <w:tcPr>
-            <w:tcW w:type="dxa" w:w="2160"/>
-          </w:tcPr>
-          <w:p>
-            <w:r>
-              <w:t>272亿</w:t>
-            </w:r>
-          </w:p>
-        </w:tc>
-        <w:tc>
-          <w:tcPr>
-            <w:tcW w:type="dxa" w:w="2160"/>
-          </w:tcPr>
-          <w:p>
-            <w:r>
-              <w:t>24%</w:t>
+              <w:t>创联世纪信息有限公司</w:t>
+            </w:r>
+          </w:p>
+        </w:tc>
+        <w:tc>
+          <w:tcPr>
+            <w:tcW w:type="dxa" w:w="2160"/>
+          </w:tcPr>
+          <w:p>
+            <w:r>
+              <w:t>云计算</w:t>
+            </w:r>
+          </w:p>
+        </w:tc>
+        <w:tc>
+          <w:tcPr>
+            <w:tcW w:type="dxa" w:w="2160"/>
+          </w:tcPr>
+          <w:p>
+            <w:r>
+              <w:t>236亿</w:t>
+            </w:r>
+          </w:p>
+        </w:tc>
+        <w:tc>
+          <w:tcPr>
+            <w:tcW w:type="dxa" w:w="2160"/>
+          </w:tcPr>
+          <w:p>
+            <w:r>
+              <w:t>21%</w:t>
             </w:r>
           </w:p>
         </w:tc>
@@ -2152,7 +2154,7 @@
           </w:tcPr>
           <w:p>
             <w:r>
-              <w:t>华远软件信息有限公司</w:t>
+              <w:t>中建创业科技有限公司</w:t>
             </w:r>
           </w:p>
         </w:tc>
@@ -2172,17 +2174,17 @@
           </w:tcPr>
           <w:p>
             <w:r>
-              <w:t>638亿</w:t>
-            </w:r>
-          </w:p>
-        </w:tc>
-        <w:tc>
-          <w:tcPr>
-            <w:tcW w:type="dxa" w:w="2160"/>
-          </w:tcPr>
-          <w:p>
-            <w:r>
-              <w:t>23%</w:t>
+              <w:t>324亿</w:t>
+            </w:r>
+          </w:p>
+        </w:tc>
+        <w:tc>
+          <w:tcPr>
+            <w:tcW w:type="dxa" w:w="2160"/>
+          </w:tcPr>
+          <w:p>
+            <w:r>
+              <w:t>26%</w:t>
             </w:r>
           </w:p>
         </w:tc>
@@ -2194,37 +2196,37 @@
           </w:tcPr>
           <w:p>
             <w:r>
-              <w:t>九方网络有限公司</w:t>
-            </w:r>
-          </w:p>
-        </w:tc>
-        <w:tc>
-          <w:tcPr>
-            <w:tcW w:type="dxa" w:w="2160"/>
-          </w:tcPr>
-          <w:p>
-            <w:r>
-              <w:t>新能源</w:t>
-            </w:r>
-          </w:p>
-        </w:tc>
-        <w:tc>
-          <w:tcPr>
-            <w:tcW w:type="dxa" w:w="2160"/>
-          </w:tcPr>
-          <w:p>
-            <w:r>
-              <w:t>300亿</w:t>
-            </w:r>
-          </w:p>
-        </w:tc>
-        <w:tc>
-          <w:tcPr>
-            <w:tcW w:type="dxa" w:w="2160"/>
-          </w:tcPr>
-          <w:p>
-            <w:r>
-              <w:t>13%</w:t>
+              <w:t>华成育卓科技有限公司</w:t>
+            </w:r>
+          </w:p>
+        </w:tc>
+        <w:tc>
+          <w:tcPr>
+            <w:tcW w:type="dxa" w:w="2160"/>
+          </w:tcPr>
+          <w:p>
+            <w:r>
+              <w:t>医疗科技</w:t>
+            </w:r>
+          </w:p>
+        </w:tc>
+        <w:tc>
+          <w:tcPr>
+            <w:tcW w:type="dxa" w:w="2160"/>
+          </w:tcPr>
+          <w:p>
+            <w:r>
+              <w:t>800亿</w:t>
+            </w:r>
+          </w:p>
+        </w:tc>
+        <w:tc>
+          <w:tcPr>
+            <w:tcW w:type="dxa" w:w="2160"/>
+          </w:tcPr>
+          <w:p>
+            <w:r>
+              <w:t>21%</w:t>
             </w:r>
           </w:p>
         </w:tc>
@@ -2236,37 +2238,37 @@
           </w:tcPr>
           <w:p>
             <w:r>
-              <w:t>九方网络有限公司</w:t>
-            </w:r>
-          </w:p>
-        </w:tc>
-        <w:tc>
-          <w:tcPr>
-            <w:tcW w:type="dxa" w:w="2160"/>
-          </w:tcPr>
-          <w:p>
-            <w:r>
-              <w:t>新能源</w:t>
-            </w:r>
-          </w:p>
-        </w:tc>
-        <w:tc>
-          <w:tcPr>
-            <w:tcW w:type="dxa" w:w="2160"/>
-          </w:tcPr>
-          <w:p>
-            <w:r>
-              <w:t>194亿</w:t>
-            </w:r>
-          </w:p>
-        </w:tc>
-        <w:tc>
-          <w:tcPr>
-            <w:tcW w:type="dxa" w:w="2160"/>
-          </w:tcPr>
-          <w:p>
-            <w:r>
-              <w:t>23%</w:t>
+              <w:t>华成育卓科技有限公司</w:t>
+            </w:r>
+          </w:p>
+        </w:tc>
+        <w:tc>
+          <w:tcPr>
+            <w:tcW w:type="dxa" w:w="2160"/>
+          </w:tcPr>
+          <w:p>
+            <w:r>
+              <w:t>医疗科技</w:t>
+            </w:r>
+          </w:p>
+        </w:tc>
+        <w:tc>
+          <w:tcPr>
+            <w:tcW w:type="dxa" w:w="2160"/>
+          </w:tcPr>
+          <w:p>
+            <w:r>
+              <w:t>245亿</w:t>
+            </w:r>
+          </w:p>
+        </w:tc>
+        <w:tc>
+          <w:tcPr>
+            <w:tcW w:type="dxa" w:w="2160"/>
+          </w:tcPr>
+          <w:p>
+            <w:r>
+              <w:t>19%</w:t>
             </w:r>
           </w:p>
         </w:tc>
@@ -2278,37 +2280,37 @@
           </w:tcPr>
           <w:p>
             <w:r>
-              <w:t>雨林木风计算机科技有限公司</w:t>
-            </w:r>
-          </w:p>
-        </w:tc>
-        <w:tc>
-          <w:tcPr>
-            <w:tcW w:type="dxa" w:w="2160"/>
-          </w:tcPr>
-          <w:p>
-            <w:r>
-              <w:t>人工智能</w:t>
-            </w:r>
-          </w:p>
-        </w:tc>
-        <w:tc>
-          <w:tcPr>
-            <w:tcW w:type="dxa" w:w="2160"/>
-          </w:tcPr>
-          <w:p>
-            <w:r>
-              <w:t>131亿</w:t>
-            </w:r>
-          </w:p>
-        </w:tc>
-        <w:tc>
-          <w:tcPr>
-            <w:tcW w:type="dxa" w:w="2160"/>
-          </w:tcPr>
-          <w:p>
-            <w:r>
-              <w:t>15%</w:t>
+              <w:t>信诚致远科技有限公司</w:t>
+            </w:r>
+          </w:p>
+        </w:tc>
+        <w:tc>
+          <w:tcPr>
+            <w:tcW w:type="dxa" w:w="2160"/>
+          </w:tcPr>
+          <w:p>
+            <w:r>
+              <w:t>云计算</w:t>
+            </w:r>
+          </w:p>
+        </w:tc>
+        <w:tc>
+          <w:tcPr>
+            <w:tcW w:type="dxa" w:w="2160"/>
+          </w:tcPr>
+          <w:p>
+            <w:r>
+              <w:t>455亿</w:t>
+            </w:r>
+          </w:p>
+        </w:tc>
+        <w:tc>
+          <w:tcPr>
+            <w:tcW w:type="dxa" w:w="2160"/>
+          </w:tcPr>
+          <w:p>
+            <w:r>
+              <w:t>25%</w:t>
             </w:r>
           </w:p>
         </w:tc>
@@ -2320,37 +2322,37 @@
           </w:tcPr>
           <w:p>
             <w:r>
-              <w:t>国讯网络有限公司</w:t>
-            </w:r>
-          </w:p>
-        </w:tc>
-        <w:tc>
-          <w:tcPr>
-            <w:tcW w:type="dxa" w:w="2160"/>
-          </w:tcPr>
-          <w:p>
-            <w:r>
-              <w:t>云计算</w:t>
-            </w:r>
-          </w:p>
-        </w:tc>
-        <w:tc>
-          <w:tcPr>
-            <w:tcW w:type="dxa" w:w="2160"/>
-          </w:tcPr>
-          <w:p>
-            <w:r>
-              <w:t>216亿</w:t>
-            </w:r>
-          </w:p>
-        </w:tc>
-        <w:tc>
-          <w:tcPr>
-            <w:tcW w:type="dxa" w:w="2160"/>
-          </w:tcPr>
-          <w:p>
-            <w:r>
-              <w:t>30%</w:t>
+              <w:t>华成育卓传媒有限公司</w:t>
+            </w:r>
+          </w:p>
+        </w:tc>
+        <w:tc>
+          <w:tcPr>
+            <w:tcW w:type="dxa" w:w="2160"/>
+          </w:tcPr>
+          <w:p>
+            <w:r>
+              <w:t>人工智能</w:t>
+            </w:r>
+          </w:p>
+        </w:tc>
+        <w:tc>
+          <w:tcPr>
+            <w:tcW w:type="dxa" w:w="2160"/>
+          </w:tcPr>
+          <w:p>
+            <w:r>
+              <w:t>594亿</w:t>
+            </w:r>
+          </w:p>
+        </w:tc>
+        <w:tc>
+          <w:tcPr>
+            <w:tcW w:type="dxa" w:w="2160"/>
+          </w:tcPr>
+          <w:p>
+            <w:r>
+              <w:t>9%</w:t>
             </w:r>
           </w:p>
         </w:tc>
@@ -2367,11 +2369,22 @@
     <w:p>
       <w:r>
         <w:br/>
-        <w:t>信诚致远传媒有限公司 是中国 人工智能 行业的重要企业之一。</w:t>
+        <w:t>华辰资本旗下的 HC Alpha Growth Fund 在最近的资产配置会议中</w:t>
         <w:br/>
-        <w:t>根据华辰资本 量化研究部 的研究，该公司成立于 2015 年，</w:t>
+        <w:t>讨论了 云计算 行业的投资机会，并对 信诚致远科技有限公司</w:t>
         <w:br/>
-        <w:t>目前员工规模约 5674 人。公司近年来持续加大研发投入，</w:t>
+        <w:t>进行了重点评估。</w:t>
+        <w:br/>
+      </w:r>
+    </w:p>
+    <w:p>
+      <w:r>
+        <w:br/>
+        <w:t>通际名联网络有限公司 是中国 机器人 行业的重要企业之一。</w:t>
+        <w:br/>
+        <w:t>根据华辰资本 风险管理部 的研究，该公司成立于 2016 年，</w:t>
+        <w:br/>
+        <w:t>目前员工规模约 3310 人。公司近年来持续加大研发投入，</w:t>
         <w:br/>
         <w:t>在核心技术方面形成了较强的竞争壁垒。</w:t>
         <w:br/>
@@ -2380,44 +2393,33 @@
     <w:p>
       <w:r>
         <w:br/>
-        <w:t>风险管理部认为，新能源 行业仍然面临若干</w:t>
+        <w:t>从产业链角度看，新能源 行业主要由上游设备厂商、</w:t>
         <w:br/>
-        <w:t>不确定性因素，包括技术迭代风险、政策变化、</w:t>
+        <w:t>中游平台企业以及下游应用厂商组成。</w:t>
         <w:br/>
-        <w:t>以及市场竞争加剧等问题。</w:t>
+        <w:t>富罳网络有限公司 主要位于产业链的 中游 环节。</w:t>
         <w:br/>
       </w:r>
     </w:p>
     <w:p>
       <w:r>
         <w:br/>
-        <w:t>风险管理部认为，半导体 行业仍然面临若干</w:t>
+        <w:t>从产业链角度看，新能源 行业主要由上游设备厂商、</w:t>
         <w:br/>
-        <w:t>不确定性因素，包括技术迭代风险、政策变化、</w:t>
+        <w:t>中游平台企业以及下游应用厂商组成。</w:t>
         <w:br/>
-        <w:t>以及市场竞争加剧等问题。</w:t>
+        <w:t>创汇传媒有限公司 主要位于产业链的 上游 环节。</w:t>
         <w:br/>
       </w:r>
     </w:p>
     <w:p>
       <w:r>
         <w:br/>
-        <w:t>风险管理部认为，消费科技 行业仍然面临若干</w:t>
+        <w:t>信诚致远科技有限公司 是中国 云计算 行业的重要企业之一。</w:t>
         <w:br/>
-        <w:t>不确定性因素，包括技术迭代风险、政策变化、</w:t>
+        <w:t>根据华辰资本 资产配置委员会 的研究，该公司成立于 2014 年，</w:t>
         <w:br/>
-        <w:t>以及市场竞争加剧等问题。</w:t>
-        <w:br/>
-      </w:r>
-    </w:p>
-    <w:p>
-      <w:r>
-        <w:br/>
-        <w:t>东方峻景传媒有限公司 是中国 新能源 行业的重要企业之一。</w:t>
-        <w:br/>
-        <w:t>根据华辰资本 投资委员会 的研究，该公司成立于 2013 年，</w:t>
-        <w:br/>
-        <w:t>目前员工规模约 6208 人。公司近年来持续加大研发投入，</w:t>
+        <w:t>目前员工规模约 1360 人。公司近年来持续加大研发投入，</w:t>
         <w:br/>
         <w:t>在核心技术方面形成了较强的竞争壁垒。</w:t>
         <w:br/>
@@ -2426,9 +2428,9 @@
     <w:p>
       <w:r>
         <w:br/>
-        <w:t>华辰资本旗下的 HC Global Macro Fund 在最近的资产配置会议中</w:t>
+        <w:t>华辰资本旗下的 HC Quant Arbitrage Fund 在最近的资产配置会议中</w:t>
         <w:br/>
-        <w:t>讨论了 新能源 行业的投资机会，并对 飞利信科技有限公司</w:t>
+        <w:t>讨论了 半导体 行业的投资机会，并对 华泰通安网络有限公司</w:t>
         <w:br/>
         <w:t>进行了重点评估。</w:t>
         <w:br/>
@@ -2437,18 +2439,18 @@
     <w:p>
       <w:r>
         <w:br/>
-        <w:t>从产业链角度看，医疗科技 行业主要由上游设备厂商、</w:t>
+        <w:t>从产业链角度看，机器人 行业主要由上游设备厂商、</w:t>
         <w:br/>
         <w:t>中游平台企业以及下游应用厂商组成。</w:t>
         <w:br/>
-        <w:t>雨林木风计算机网络有限公司 主要位于产业链的 上游 环节。</w:t>
+        <w:t>图龙信息传媒有限公司 主要位于产业链的 下游 环节。</w:t>
         <w:br/>
       </w:r>
     </w:p>
     <w:p>
       <w:r>
         <w:br/>
-        <w:t>风险管理部认为，新能源 行业仍然面临若干</w:t>
+        <w:t>风险管理部认为，半导体 行业仍然面临若干</w:t>
         <w:br/>
         <w:t>不确定性因素，包括技术迭代风险、政策变化、</w:t>
         <w:br/>
@@ -2516,37 +2518,37 @@
           </w:tcPr>
           <w:p>
             <w:r>
-              <w:t>鸿睿思博网络有限公司</w:t>
-            </w:r>
-          </w:p>
-        </w:tc>
-        <w:tc>
-          <w:tcPr>
-            <w:tcW w:type="dxa" w:w="2160"/>
-          </w:tcPr>
-          <w:p>
-            <w:r>
-              <w:t>新能源</w:t>
-            </w:r>
-          </w:p>
-        </w:tc>
-        <w:tc>
-          <w:tcPr>
-            <w:tcW w:type="dxa" w:w="2160"/>
-          </w:tcPr>
-          <w:p>
-            <w:r>
-              <w:t>787亿</w:t>
-            </w:r>
-          </w:p>
-        </w:tc>
-        <w:tc>
-          <w:tcPr>
-            <w:tcW w:type="dxa" w:w="2160"/>
-          </w:tcPr>
-          <w:p>
-            <w:r>
-              <w:t>14%</w:t>
+              <w:t>图龙信息传媒有限公司</w:t>
+            </w:r>
+          </w:p>
+        </w:tc>
+        <w:tc>
+          <w:tcPr>
+            <w:tcW w:type="dxa" w:w="2160"/>
+          </w:tcPr>
+          <w:p>
+            <w:r>
+              <w:t>机器人</w:t>
+            </w:r>
+          </w:p>
+        </w:tc>
+        <w:tc>
+          <w:tcPr>
+            <w:tcW w:type="dxa" w:w="2160"/>
+          </w:tcPr>
+          <w:p>
+            <w:r>
+              <w:t>195亿</w:t>
+            </w:r>
+          </w:p>
+        </w:tc>
+        <w:tc>
+          <w:tcPr>
+            <w:tcW w:type="dxa" w:w="2160"/>
+          </w:tcPr>
+          <w:p>
+            <w:r>
+              <w:t>25%</w:t>
             </w:r>
           </w:p>
         </w:tc>
@@ -2558,37 +2560,37 @@
           </w:tcPr>
           <w:p>
             <w:r>
-              <w:t>浦华众城科技有限公司</w:t>
-            </w:r>
-          </w:p>
-        </w:tc>
-        <w:tc>
-          <w:tcPr>
-            <w:tcW w:type="dxa" w:w="2160"/>
-          </w:tcPr>
-          <w:p>
-            <w:r>
-              <w:t>半导体</w:t>
-            </w:r>
-          </w:p>
-        </w:tc>
-        <w:tc>
-          <w:tcPr>
-            <w:tcW w:type="dxa" w:w="2160"/>
-          </w:tcPr>
-          <w:p>
-            <w:r>
-              <w:t>259亿</w:t>
-            </w:r>
-          </w:p>
-        </w:tc>
-        <w:tc>
-          <w:tcPr>
-            <w:tcW w:type="dxa" w:w="2160"/>
-          </w:tcPr>
-          <w:p>
-            <w:r>
-              <w:t>11%</w:t>
+              <w:t>泰麒麟网络有限公司</w:t>
+            </w:r>
+          </w:p>
+        </w:tc>
+        <w:tc>
+          <w:tcPr>
+            <w:tcW w:type="dxa" w:w="2160"/>
+          </w:tcPr>
+          <w:p>
+            <w:r>
+              <w:t>云计算</w:t>
+            </w:r>
+          </w:p>
+        </w:tc>
+        <w:tc>
+          <w:tcPr>
+            <w:tcW w:type="dxa" w:w="2160"/>
+          </w:tcPr>
+          <w:p>
+            <w:r>
+              <w:t>247亿</w:t>
+            </w:r>
+          </w:p>
+        </w:tc>
+        <w:tc>
+          <w:tcPr>
+            <w:tcW w:type="dxa" w:w="2160"/>
+          </w:tcPr>
+          <w:p>
+            <w:r>
+              <w:t>21%</w:t>
             </w:r>
           </w:p>
         </w:tc>
@@ -2600,7 +2602,7 @@
           </w:tcPr>
           <w:p>
             <w:r>
-              <w:t>南康网络有限公司</w:t>
+              <w:t>华泰通安传媒有限公司</w:t>
             </w:r>
           </w:p>
         </w:tc>
@@ -2620,17 +2622,17 @@
           </w:tcPr>
           <w:p>
             <w:r>
-              <w:t>124亿</w:t>
-            </w:r>
-          </w:p>
-        </w:tc>
-        <w:tc>
-          <w:tcPr>
-            <w:tcW w:type="dxa" w:w="2160"/>
-          </w:tcPr>
-          <w:p>
-            <w:r>
-              <w:t>20%</w:t>
+              <w:t>643亿</w:t>
+            </w:r>
+          </w:p>
+        </w:tc>
+        <w:tc>
+          <w:tcPr>
+            <w:tcW w:type="dxa" w:w="2160"/>
+          </w:tcPr>
+          <w:p>
+            <w:r>
+              <w:t>19%</w:t>
             </w:r>
           </w:p>
         </w:tc>
@@ -2642,17 +2644,17 @@
           </w:tcPr>
           <w:p>
             <w:r>
-              <w:t>创亿信息有限公司</w:t>
-            </w:r>
-          </w:p>
-        </w:tc>
-        <w:tc>
-          <w:tcPr>
-            <w:tcW w:type="dxa" w:w="2160"/>
-          </w:tcPr>
-          <w:p>
-            <w:r>
-              <w:t>医疗科技</w:t>
+              <w:t>泰麒麟网络有限公司</w:t>
+            </w:r>
+          </w:p>
+        </w:tc>
+        <w:tc>
+          <w:tcPr>
+            <w:tcW w:type="dxa" w:w="2160"/>
+          </w:tcPr>
+          <w:p>
+            <w:r>
+              <w:t>云计算</w:t>
             </w:r>
           </w:p>
         </w:tc>
@@ -2672,7 +2674,7 @@
           </w:tcPr>
           <w:p>
             <w:r>
-              <w:t>23%</w:t>
+              <w:t>12%</w:t>
             </w:r>
           </w:p>
         </w:tc>
@@ -2684,37 +2686,37 @@
           </w:tcPr>
           <w:p>
             <w:r>
-              <w:t>快讯网络有限公司</w:t>
-            </w:r>
-          </w:p>
-        </w:tc>
-        <w:tc>
-          <w:tcPr>
-            <w:tcW w:type="dxa" w:w="2160"/>
-          </w:tcPr>
-          <w:p>
-            <w:r>
-              <w:t>新能源</w:t>
-            </w:r>
-          </w:p>
-        </w:tc>
-        <w:tc>
-          <w:tcPr>
-            <w:tcW w:type="dxa" w:w="2160"/>
-          </w:tcPr>
-          <w:p>
-            <w:r>
-              <w:t>383亿</w:t>
-            </w:r>
-          </w:p>
-        </w:tc>
-        <w:tc>
-          <w:tcPr>
-            <w:tcW w:type="dxa" w:w="2160"/>
-          </w:tcPr>
-          <w:p>
-            <w:r>
-              <w:t>21%</w:t>
+              <w:t>泰麒麟网络有限公司</w:t>
+            </w:r>
+          </w:p>
+        </w:tc>
+        <w:tc>
+          <w:tcPr>
+            <w:tcW w:type="dxa" w:w="2160"/>
+          </w:tcPr>
+          <w:p>
+            <w:r>
+              <w:t>云计算</w:t>
+            </w:r>
+          </w:p>
+        </w:tc>
+        <w:tc>
+          <w:tcPr>
+            <w:tcW w:type="dxa" w:w="2160"/>
+          </w:tcPr>
+          <w:p>
+            <w:r>
+              <w:t>406亿</w:t>
+            </w:r>
+          </w:p>
+        </w:tc>
+        <w:tc>
+          <w:tcPr>
+            <w:tcW w:type="dxa" w:w="2160"/>
+          </w:tcPr>
+          <w:p>
+            <w:r>
+              <w:t>27%</w:t>
             </w:r>
           </w:p>
         </w:tc>
@@ -2726,37 +2728,37 @@
           </w:tcPr>
           <w:p>
             <w:r>
-              <w:t>银嘉信息有限公司</w:t>
-            </w:r>
-          </w:p>
-        </w:tc>
-        <w:tc>
-          <w:tcPr>
-            <w:tcW w:type="dxa" w:w="2160"/>
-          </w:tcPr>
-          <w:p>
-            <w:r>
-              <w:t>消费科技</w:t>
-            </w:r>
-          </w:p>
-        </w:tc>
-        <w:tc>
-          <w:tcPr>
-            <w:tcW w:type="dxa" w:w="2160"/>
-          </w:tcPr>
-          <w:p>
-            <w:r>
-              <w:t>405亿</w:t>
-            </w:r>
-          </w:p>
-        </w:tc>
-        <w:tc>
-          <w:tcPr>
-            <w:tcW w:type="dxa" w:w="2160"/>
-          </w:tcPr>
-          <w:p>
-            <w:r>
-              <w:t>30%</w:t>
+              <w:t>信诚致远网络有限公司</w:t>
+            </w:r>
+          </w:p>
+        </w:tc>
+        <w:tc>
+          <w:tcPr>
+            <w:tcW w:type="dxa" w:w="2160"/>
+          </w:tcPr>
+          <w:p>
+            <w:r>
+              <w:t>半导体</w:t>
+            </w:r>
+          </w:p>
+        </w:tc>
+        <w:tc>
+          <w:tcPr>
+            <w:tcW w:type="dxa" w:w="2160"/>
+          </w:tcPr>
+          <w:p>
+            <w:r>
+              <w:t>100亿</w:t>
+            </w:r>
+          </w:p>
+        </w:tc>
+        <w:tc>
+          <w:tcPr>
+            <w:tcW w:type="dxa" w:w="2160"/>
+          </w:tcPr>
+          <w:p>
+            <w:r>
+              <w:t>5%</w:t>
             </w:r>
           </w:p>
         </w:tc>
@@ -2768,37 +2770,37 @@
           </w:tcPr>
           <w:p>
             <w:r>
-              <w:t>易动力科技有限公司</w:t>
-            </w:r>
-          </w:p>
-        </w:tc>
-        <w:tc>
-          <w:tcPr>
-            <w:tcW w:type="dxa" w:w="2160"/>
-          </w:tcPr>
-          <w:p>
-            <w:r>
-              <w:t>云计算</w:t>
-            </w:r>
-          </w:p>
-        </w:tc>
-        <w:tc>
-          <w:tcPr>
-            <w:tcW w:type="dxa" w:w="2160"/>
-          </w:tcPr>
-          <w:p>
-            <w:r>
-              <w:t>787亿</w:t>
-            </w:r>
-          </w:p>
-        </w:tc>
-        <w:tc>
-          <w:tcPr>
-            <w:tcW w:type="dxa" w:w="2160"/>
-          </w:tcPr>
-          <w:p>
-            <w:r>
-              <w:t>6%</w:t>
+              <w:t>方正科技信息有限公司</w:t>
+            </w:r>
+          </w:p>
+        </w:tc>
+        <w:tc>
+          <w:tcPr>
+            <w:tcW w:type="dxa" w:w="2160"/>
+          </w:tcPr>
+          <w:p>
+            <w:r>
+              <w:t>消费科技</w:t>
+            </w:r>
+          </w:p>
+        </w:tc>
+        <w:tc>
+          <w:tcPr>
+            <w:tcW w:type="dxa" w:w="2160"/>
+          </w:tcPr>
+          <w:p>
+            <w:r>
+              <w:t>131亿</w:t>
+            </w:r>
+          </w:p>
+        </w:tc>
+        <w:tc>
+          <w:tcPr>
+            <w:tcW w:type="dxa" w:w="2160"/>
+          </w:tcPr>
+          <w:p>
+            <w:r>
+              <w:t>13%</w:t>
             </w:r>
           </w:p>
         </w:tc>
@@ -2810,37 +2812,37 @@
           </w:tcPr>
           <w:p>
             <w:r>
-              <w:t>九方信息有限公司</w:t>
-            </w:r>
-          </w:p>
-        </w:tc>
-        <w:tc>
-          <w:tcPr>
-            <w:tcW w:type="dxa" w:w="2160"/>
-          </w:tcPr>
-          <w:p>
-            <w:r>
-              <w:t>新能源</w:t>
-            </w:r>
-          </w:p>
-        </w:tc>
-        <w:tc>
-          <w:tcPr>
-            <w:tcW w:type="dxa" w:w="2160"/>
-          </w:tcPr>
-          <w:p>
-            <w:r>
-              <w:t>433亿</w:t>
-            </w:r>
-          </w:p>
-        </w:tc>
-        <w:tc>
-          <w:tcPr>
-            <w:tcW w:type="dxa" w:w="2160"/>
-          </w:tcPr>
-          <w:p>
-            <w:r>
-              <w:t>17%</w:t>
+              <w:t>图龙信息传媒有限公司</w:t>
+            </w:r>
+          </w:p>
+        </w:tc>
+        <w:tc>
+          <w:tcPr>
+            <w:tcW w:type="dxa" w:w="2160"/>
+          </w:tcPr>
+          <w:p>
+            <w:r>
+              <w:t>机器人</w:t>
+            </w:r>
+          </w:p>
+        </w:tc>
+        <w:tc>
+          <w:tcPr>
+            <w:tcW w:type="dxa" w:w="2160"/>
+          </w:tcPr>
+          <w:p>
+            <w:r>
+              <w:t>257亿</w:t>
+            </w:r>
+          </w:p>
+        </w:tc>
+        <w:tc>
+          <w:tcPr>
+            <w:tcW w:type="dxa" w:w="2160"/>
+          </w:tcPr>
+          <w:p>
+            <w:r>
+              <w:t>28%</w:t>
             </w:r>
           </w:p>
         </w:tc>
@@ -2852,37 +2854,37 @@
           </w:tcPr>
           <w:p>
             <w:r>
-              <w:t>东方峻景传媒有限公司</w:t>
-            </w:r>
-          </w:p>
-        </w:tc>
-        <w:tc>
-          <w:tcPr>
-            <w:tcW w:type="dxa" w:w="2160"/>
-          </w:tcPr>
-          <w:p>
-            <w:r>
-              <w:t>新能源</w:t>
-            </w:r>
-          </w:p>
-        </w:tc>
-        <w:tc>
-          <w:tcPr>
-            <w:tcW w:type="dxa" w:w="2160"/>
-          </w:tcPr>
-          <w:p>
-            <w:r>
-              <w:t>608亿</w:t>
-            </w:r>
-          </w:p>
-        </w:tc>
-        <w:tc>
-          <w:tcPr>
-            <w:tcW w:type="dxa" w:w="2160"/>
-          </w:tcPr>
-          <w:p>
-            <w:r>
-              <w:t>10%</w:t>
+              <w:t>泰麒麟网络有限公司</w:t>
+            </w:r>
+          </w:p>
+        </w:tc>
+        <w:tc>
+          <w:tcPr>
+            <w:tcW w:type="dxa" w:w="2160"/>
+          </w:tcPr>
+          <w:p>
+            <w:r>
+              <w:t>云计算</w:t>
+            </w:r>
+          </w:p>
+        </w:tc>
+        <w:tc>
+          <w:tcPr>
+            <w:tcW w:type="dxa" w:w="2160"/>
+          </w:tcPr>
+          <w:p>
+            <w:r>
+              <w:t>135亿</w:t>
+            </w:r>
+          </w:p>
+        </w:tc>
+        <w:tc>
+          <w:tcPr>
+            <w:tcW w:type="dxa" w:w="2160"/>
+          </w:tcPr>
+          <w:p>
+            <w:r>
+              <w:t>14%</w:t>
             </w:r>
           </w:p>
         </w:tc>
@@ -2894,7 +2896,7 @@
           </w:tcPr>
           <w:p>
             <w:r>
-              <w:t>创汇传媒有限公司</w:t>
+              <w:t>恩悌网络有限公司</w:t>
             </w:r>
           </w:p>
         </w:tc>
@@ -2914,17 +2916,17 @@
           </w:tcPr>
           <w:p>
             <w:r>
-              <w:t>623亿</w:t>
-            </w:r>
-          </w:p>
-        </w:tc>
-        <w:tc>
-          <w:tcPr>
-            <w:tcW w:type="dxa" w:w="2160"/>
-          </w:tcPr>
-          <w:p>
-            <w:r>
-              <w:t>22%</w:t>
+              <w:t>761亿</w:t>
+            </w:r>
+          </w:p>
+        </w:tc>
+        <w:tc>
+          <w:tcPr>
+            <w:tcW w:type="dxa" w:w="2160"/>
+          </w:tcPr>
+          <w:p>
+            <w:r>
+              <w:t>5%</w:t>
             </w:r>
           </w:p>
         </w:tc>
@@ -2936,37 +2938,37 @@
           </w:tcPr>
           <w:p>
             <w:r>
-              <w:t>济南亿次元网络有限公司</w:t>
-            </w:r>
-          </w:p>
-        </w:tc>
-        <w:tc>
-          <w:tcPr>
-            <w:tcW w:type="dxa" w:w="2160"/>
-          </w:tcPr>
-          <w:p>
-            <w:r>
-              <w:t>机器人</w:t>
-            </w:r>
-          </w:p>
-        </w:tc>
-        <w:tc>
-          <w:tcPr>
-            <w:tcW w:type="dxa" w:w="2160"/>
-          </w:tcPr>
-          <w:p>
-            <w:r>
-              <w:t>416亿</w:t>
-            </w:r>
-          </w:p>
-        </w:tc>
-        <w:tc>
-          <w:tcPr>
-            <w:tcW w:type="dxa" w:w="2160"/>
-          </w:tcPr>
-          <w:p>
-            <w:r>
-              <w:t>5%</w:t>
+              <w:t>惠派国际公司科技有限公司</w:t>
+            </w:r>
+          </w:p>
+        </w:tc>
+        <w:tc>
+          <w:tcPr>
+            <w:tcW w:type="dxa" w:w="2160"/>
+          </w:tcPr>
+          <w:p>
+            <w:r>
+              <w:t>人工智能</w:t>
+            </w:r>
+          </w:p>
+        </w:tc>
+        <w:tc>
+          <w:tcPr>
+            <w:tcW w:type="dxa" w:w="2160"/>
+          </w:tcPr>
+          <w:p>
+            <w:r>
+              <w:t>538亿</w:t>
+            </w:r>
+          </w:p>
+        </w:tc>
+        <w:tc>
+          <w:tcPr>
+            <w:tcW w:type="dxa" w:w="2160"/>
+          </w:tcPr>
+          <w:p>
+            <w:r>
+              <w:t>13%</w:t>
             </w:r>
           </w:p>
         </w:tc>
@@ -2978,37 +2980,37 @@
           </w:tcPr>
           <w:p>
             <w:r>
-              <w:t>国讯网络有限公司</w:t>
-            </w:r>
-          </w:p>
-        </w:tc>
-        <w:tc>
-          <w:tcPr>
-            <w:tcW w:type="dxa" w:w="2160"/>
-          </w:tcPr>
-          <w:p>
-            <w:r>
-              <w:t>云计算</w:t>
-            </w:r>
-          </w:p>
-        </w:tc>
-        <w:tc>
-          <w:tcPr>
-            <w:tcW w:type="dxa" w:w="2160"/>
-          </w:tcPr>
-          <w:p>
-            <w:r>
-              <w:t>333亿</w:t>
-            </w:r>
-          </w:p>
-        </w:tc>
-        <w:tc>
-          <w:tcPr>
-            <w:tcW w:type="dxa" w:w="2160"/>
-          </w:tcPr>
-          <w:p>
-            <w:r>
-              <w:t>26%</w:t>
+              <w:t>雨林木风计算机科技有限公司</w:t>
+            </w:r>
+          </w:p>
+        </w:tc>
+        <w:tc>
+          <w:tcPr>
+            <w:tcW w:type="dxa" w:w="2160"/>
+          </w:tcPr>
+          <w:p>
+            <w:r>
+              <w:t>半导体</w:t>
+            </w:r>
+          </w:p>
+        </w:tc>
+        <w:tc>
+          <w:tcPr>
+            <w:tcW w:type="dxa" w:w="2160"/>
+          </w:tcPr>
+          <w:p>
+            <w:r>
+              <w:t>693亿</w:t>
+            </w:r>
+          </w:p>
+        </w:tc>
+        <w:tc>
+          <w:tcPr>
+            <w:tcW w:type="dxa" w:w="2160"/>
+          </w:tcPr>
+          <w:p>
+            <w:r>
+              <w:t>10%</w:t>
             </w:r>
           </w:p>
         </w:tc>
@@ -3020,37 +3022,37 @@
           </w:tcPr>
           <w:p>
             <w:r>
-              <w:t>鸿睿思博信息有限公司</w:t>
-            </w:r>
-          </w:p>
-        </w:tc>
-        <w:tc>
-          <w:tcPr>
-            <w:tcW w:type="dxa" w:w="2160"/>
-          </w:tcPr>
-          <w:p>
-            <w:r>
-              <w:t>半导体</w:t>
-            </w:r>
-          </w:p>
-        </w:tc>
-        <w:tc>
-          <w:tcPr>
-            <w:tcW w:type="dxa" w:w="2160"/>
-          </w:tcPr>
-          <w:p>
-            <w:r>
-              <w:t>152亿</w:t>
-            </w:r>
-          </w:p>
-        </w:tc>
-        <w:tc>
-          <w:tcPr>
-            <w:tcW w:type="dxa" w:w="2160"/>
-          </w:tcPr>
-          <w:p>
-            <w:r>
-              <w:t>8%</w:t>
+              <w:t>巨奥传媒有限公司</w:t>
+            </w:r>
+          </w:p>
+        </w:tc>
+        <w:tc>
+          <w:tcPr>
+            <w:tcW w:type="dxa" w:w="2160"/>
+          </w:tcPr>
+          <w:p>
+            <w:r>
+              <w:t>人工智能</w:t>
+            </w:r>
+          </w:p>
+        </w:tc>
+        <w:tc>
+          <w:tcPr>
+            <w:tcW w:type="dxa" w:w="2160"/>
+          </w:tcPr>
+          <w:p>
+            <w:r>
+              <w:t>144亿</w:t>
+            </w:r>
+          </w:p>
+        </w:tc>
+        <w:tc>
+          <w:tcPr>
+            <w:tcW w:type="dxa" w:w="2160"/>
+          </w:tcPr>
+          <w:p>
+            <w:r>
+              <w:t>20%</w:t>
             </w:r>
           </w:p>
         </w:tc>
@@ -3062,37 +3064,37 @@
           </w:tcPr>
           <w:p>
             <w:r>
-              <w:t>迪摩科技有限公司</w:t>
-            </w:r>
-          </w:p>
-        </w:tc>
-        <w:tc>
-          <w:tcPr>
-            <w:tcW w:type="dxa" w:w="2160"/>
-          </w:tcPr>
-          <w:p>
-            <w:r>
-              <w:t>人工智能</w:t>
-            </w:r>
-          </w:p>
-        </w:tc>
-        <w:tc>
-          <w:tcPr>
-            <w:tcW w:type="dxa" w:w="2160"/>
-          </w:tcPr>
-          <w:p>
-            <w:r>
-              <w:t>415亿</w:t>
-            </w:r>
-          </w:p>
-        </w:tc>
-        <w:tc>
-          <w:tcPr>
-            <w:tcW w:type="dxa" w:w="2160"/>
-          </w:tcPr>
-          <w:p>
-            <w:r>
-              <w:t>10%</w:t>
+              <w:t>华泰通安网络有限公司</w:t>
+            </w:r>
+          </w:p>
+        </w:tc>
+        <w:tc>
+          <w:tcPr>
+            <w:tcW w:type="dxa" w:w="2160"/>
+          </w:tcPr>
+          <w:p>
+            <w:r>
+              <w:t>半导体</w:t>
+            </w:r>
+          </w:p>
+        </w:tc>
+        <w:tc>
+          <w:tcPr>
+            <w:tcW w:type="dxa" w:w="2160"/>
+          </w:tcPr>
+          <w:p>
+            <w:r>
+              <w:t>378亿</w:t>
+            </w:r>
+          </w:p>
+        </w:tc>
+        <w:tc>
+          <w:tcPr>
+            <w:tcW w:type="dxa" w:w="2160"/>
+          </w:tcPr>
+          <w:p>
+            <w:r>
+              <w:t>17%</w:t>
             </w:r>
           </w:p>
         </w:tc>
@@ -3104,37 +3106,37 @@
           </w:tcPr>
           <w:p>
             <w:r>
-              <w:t>精芯科技有限公司</w:t>
-            </w:r>
-          </w:p>
-        </w:tc>
-        <w:tc>
-          <w:tcPr>
-            <w:tcW w:type="dxa" w:w="2160"/>
-          </w:tcPr>
-          <w:p>
-            <w:r>
-              <w:t>云计算</w:t>
-            </w:r>
-          </w:p>
-        </w:tc>
-        <w:tc>
-          <w:tcPr>
-            <w:tcW w:type="dxa" w:w="2160"/>
-          </w:tcPr>
-          <w:p>
-            <w:r>
-              <w:t>100亿</w:t>
-            </w:r>
-          </w:p>
-        </w:tc>
-        <w:tc>
-          <w:tcPr>
-            <w:tcW w:type="dxa" w:w="2160"/>
-          </w:tcPr>
-          <w:p>
-            <w:r>
-              <w:t>25%</w:t>
+              <w:t>创汇传媒有限公司</w:t>
+            </w:r>
+          </w:p>
+        </w:tc>
+        <w:tc>
+          <w:tcPr>
+            <w:tcW w:type="dxa" w:w="2160"/>
+          </w:tcPr>
+          <w:p>
+            <w:r>
+              <w:t>新能源</w:t>
+            </w:r>
+          </w:p>
+        </w:tc>
+        <w:tc>
+          <w:tcPr>
+            <w:tcW w:type="dxa" w:w="2160"/>
+          </w:tcPr>
+          <w:p>
+            <w:r>
+              <w:t>465亿</w:t>
+            </w:r>
+          </w:p>
+        </w:tc>
+        <w:tc>
+          <w:tcPr>
+            <w:tcW w:type="dxa" w:w="2160"/>
+          </w:tcPr>
+          <w:p>
+            <w:r>
+              <w:t>11%</w:t>
             </w:r>
           </w:p>
         </w:tc>
@@ -3151,7 +3153,40 @@
     <w:p>
       <w:r>
         <w:br/>
-        <w:t>风险管理部认为，消费科技 行业仍然面临若干</w:t>
+        <w:t>华辰资本旗下的 HC Quant Arbitrage Fund 在最近的资产配置会议中</w:t>
+        <w:br/>
+        <w:t>讨论了 云计算 行业的投资机会，并对 佳禾传媒有限公司</w:t>
+        <w:br/>
+        <w:t>进行了重点评估。</w:t>
+        <w:br/>
+      </w:r>
+    </w:p>
+    <w:p>
+      <w:r>
+        <w:br/>
+        <w:t>从产业链角度看，新能源 行业主要由上游设备厂商、</w:t>
+        <w:br/>
+        <w:t>中游平台企业以及下游应用厂商组成。</w:t>
+        <w:br/>
+        <w:t>创汇传媒有限公司 主要位于产业链的 下游 环节。</w:t>
+        <w:br/>
+      </w:r>
+    </w:p>
+    <w:p>
+      <w:r>
+        <w:br/>
+        <w:t>华辰资本旗下的 HC Energy Transition Fund 在最近的资产配置会议中</w:t>
+        <w:br/>
+        <w:t>讨论了 新能源 行业的投资机会，并对 戴硕电子网络有限公司</w:t>
+        <w:br/>
+        <w:t>进行了重点评估。</w:t>
+        <w:br/>
+      </w:r>
+    </w:p>
+    <w:p>
+      <w:r>
+        <w:br/>
+        <w:t>风险管理部认为，医疗科技 行业仍然面临若干</w:t>
         <w:br/>
         <w:t>不确定性因素，包括技术迭代风险、政策变化、</w:t>
         <w:br/>
@@ -3162,79 +3197,46 @@
     <w:p>
       <w:r>
         <w:br/>
-        <w:t>雨林木风计算机科技有限公司 是中国 人工智能 行业的重要企业之一。</w:t>
+        <w:t>风险管理部认为，机器人 行业仍然面临若干</w:t>
         <w:br/>
-        <w:t>根据华辰资本 投资策略部 的研究，该公司成立于 2019 年，</w:t>
+        <w:t>不确定性因素，包括技术迭代风险、政策变化、</w:t>
         <w:br/>
-        <w:t>目前员工规模约 1578 人。公司近年来持续加大研发投入，</w:t>
-        <w:br/>
-        <w:t>在核心技术方面形成了较强的竞争壁垒。</w:t>
+        <w:t>以及市场竞争加剧等问题。</w:t>
         <w:br/>
       </w:r>
     </w:p>
     <w:p>
       <w:r>
         <w:br/>
-        <w:t>根据内部财务模型测算，信诚致远传媒有限公司 在未来三年</w:t>
+        <w:t>风险管理部认为，新能源 行业仍然面临若干</w:t>
         <w:br/>
-        <w:t>收入复合增长率预计可达到 29% 左右。</w:t>
+        <w:t>不确定性因素，包括技术迭代风险、政策变化、</w:t>
         <w:br/>
-        <w:t>该预测基于行业需求增长以及公司产能扩张计划。</w:t>
+        <w:t>以及市场竞争加剧等问题。</w:t>
         <w:br/>
       </w:r>
     </w:p>
     <w:p>
       <w:r>
         <w:br/>
-        <w:t>根据内部财务模型测算，兰金电子网络有限公司 在未来三年</w:t>
+        <w:t>风险管理部认为，人工智能 行业仍然面临若干</w:t>
         <w:br/>
-        <w:t>收入复合增长率预计可达到 14% 左右。</w:t>
+        <w:t>不确定性因素，包括技术迭代风险、政策变化、</w:t>
         <w:br/>
-        <w:t>该预测基于行业需求增长以及公司产能扩张计划。</w:t>
+        <w:t>以及市场竞争加剧等问题。</w:t>
         <w:br/>
       </w:r>
     </w:p>
     <w:p>
       <w:r>
         <w:br/>
-        <w:t>根据内部财务模型测算，鸿睿思博信息有限公司 在未来三年</w:t>
+        <w:t>信诚致远科技有限公司 是中国 云计算 行业的重要企业之一。</w:t>
         <w:br/>
-        <w:t>收入复合增长率预计可达到 12% 左右。</w:t>
+        <w:t>根据华辰资本 资产配置委员会 的研究，该公司成立于 2014 年，</w:t>
         <w:br/>
-        <w:t>该预测基于行业需求增长以及公司产能扩张计划。</w:t>
+        <w:t>目前员工规模约 1360 人。公司近年来持续加大研发投入，</w:t>
         <w:br/>
-      </w:r>
-    </w:p>
-    <w:p>
-      <w:r>
-        <w:br/>
-        <w:t>华辰资本旗下的 HC Global Macro Fund 在最近的资产配置会议中</w:t>
-        <w:br/>
-        <w:t>讨论了 消费科技 行业的投资机会，并对 昂歌信息科技有限公司</w:t>
-        <w:br/>
-        <w:t>进行了重点评估。</w:t>
-        <w:br/>
-      </w:r>
-    </w:p>
-    <w:p>
-      <w:r>
-        <w:br/>
-        <w:t>从产业链角度看，医疗科技 行业主要由上游设备厂商、</w:t>
-        <w:br/>
-        <w:t>中游平台企业以及下游应用厂商组成。</w:t>
-        <w:br/>
-        <w:t>富罳信息有限公司 主要位于产业链的 中游 环节。</w:t>
-        <w:br/>
-      </w:r>
-    </w:p>
-    <w:p>
-      <w:r>
-        <w:br/>
-        <w:t>风险管理部认为，云计算 行业仍然面临若干</w:t>
-        <w:br/>
-        <w:t>不确定性因素，包括技术迭代风险、政策变化、</w:t>
-        <w:br/>
-        <w:t>以及市场竞争加剧等问题。</w:t>
+        <w:t>在核心技术方面形成了较强的竞争壁垒。</w:t>
         <w:br/>
       </w:r>
     </w:p>
@@ -3298,37 +3300,37 @@
           </w:tcPr>
           <w:p>
             <w:r>
-              <w:t>华远软件信息有限公司</w:t>
-            </w:r>
-          </w:p>
-        </w:tc>
-        <w:tc>
-          <w:tcPr>
-            <w:tcW w:type="dxa" w:w="2160"/>
-          </w:tcPr>
-          <w:p>
-            <w:r>
-              <w:t>半导体</w:t>
-            </w:r>
-          </w:p>
-        </w:tc>
-        <w:tc>
-          <w:tcPr>
-            <w:tcW w:type="dxa" w:w="2160"/>
-          </w:tcPr>
-          <w:p>
-            <w:r>
-              <w:t>259亿</w:t>
-            </w:r>
-          </w:p>
-        </w:tc>
-        <w:tc>
-          <w:tcPr>
-            <w:tcW w:type="dxa" w:w="2160"/>
-          </w:tcPr>
-          <w:p>
-            <w:r>
-              <w:t>16%</w:t>
+              <w:t>天开科技有限公司</w:t>
+            </w:r>
+          </w:p>
+        </w:tc>
+        <w:tc>
+          <w:tcPr>
+            <w:tcW w:type="dxa" w:w="2160"/>
+          </w:tcPr>
+          <w:p>
+            <w:r>
+              <w:t>消费科技</w:t>
+            </w:r>
+          </w:p>
+        </w:tc>
+        <w:tc>
+          <w:tcPr>
+            <w:tcW w:type="dxa" w:w="2160"/>
+          </w:tcPr>
+          <w:p>
+            <w:r>
+              <w:t>133亿</w:t>
+            </w:r>
+          </w:p>
+        </w:tc>
+        <w:tc>
+          <w:tcPr>
+            <w:tcW w:type="dxa" w:w="2160"/>
+          </w:tcPr>
+          <w:p>
+            <w:r>
+              <w:t>22%</w:t>
             </w:r>
           </w:p>
         </w:tc>
@@ -3340,37 +3342,37 @@
           </w:tcPr>
           <w:p>
             <w:r>
-              <w:t>信诚致远传媒有限公司</w:t>
-            </w:r>
-          </w:p>
-        </w:tc>
-        <w:tc>
-          <w:tcPr>
-            <w:tcW w:type="dxa" w:w="2160"/>
-          </w:tcPr>
-          <w:p>
-            <w:r>
-              <w:t>人工智能</w:t>
-            </w:r>
-          </w:p>
-        </w:tc>
-        <w:tc>
-          <w:tcPr>
-            <w:tcW w:type="dxa" w:w="2160"/>
-          </w:tcPr>
-          <w:p>
-            <w:r>
-              <w:t>491亿</w:t>
-            </w:r>
-          </w:p>
-        </w:tc>
-        <w:tc>
-          <w:tcPr>
-            <w:tcW w:type="dxa" w:w="2160"/>
-          </w:tcPr>
-          <w:p>
-            <w:r>
-              <w:t>6%</w:t>
+              <w:t>九方传媒有限公司</w:t>
+            </w:r>
+          </w:p>
+        </w:tc>
+        <w:tc>
+          <w:tcPr>
+            <w:tcW w:type="dxa" w:w="2160"/>
+          </w:tcPr>
+          <w:p>
+            <w:r>
+              <w:t>医疗科技</w:t>
+            </w:r>
+          </w:p>
+        </w:tc>
+        <w:tc>
+          <w:tcPr>
+            <w:tcW w:type="dxa" w:w="2160"/>
+          </w:tcPr>
+          <w:p>
+            <w:r>
+              <w:t>433亿</w:t>
+            </w:r>
+          </w:p>
+        </w:tc>
+        <w:tc>
+          <w:tcPr>
+            <w:tcW w:type="dxa" w:w="2160"/>
+          </w:tcPr>
+          <w:p>
+            <w:r>
+              <w:t>8%</w:t>
             </w:r>
           </w:p>
         </w:tc>
@@ -3382,7 +3384,7 @@
           </w:tcPr>
           <w:p>
             <w:r>
-              <w:t>创联世纪科技有限公司</w:t>
+              <w:t>迪摩信息有限公司</w:t>
             </w:r>
           </w:p>
         </w:tc>
@@ -3402,17 +3404,17 @@
           </w:tcPr>
           <w:p>
             <w:r>
-              <w:t>440亿</w:t>
-            </w:r>
-          </w:p>
-        </w:tc>
-        <w:tc>
-          <w:tcPr>
-            <w:tcW w:type="dxa" w:w="2160"/>
-          </w:tcPr>
-          <w:p>
-            <w:r>
-              <w:t>21%</w:t>
+              <w:t>556亿</w:t>
+            </w:r>
+          </w:p>
+        </w:tc>
+        <w:tc>
+          <w:tcPr>
+            <w:tcW w:type="dxa" w:w="2160"/>
+          </w:tcPr>
+          <w:p>
+            <w:r>
+              <w:t>17%</w:t>
             </w:r>
           </w:p>
         </w:tc>
@@ -3424,37 +3426,37 @@
           </w:tcPr>
           <w:p>
             <w:r>
-              <w:t>雨林木风计算机科技有限公司</w:t>
-            </w:r>
-          </w:p>
-        </w:tc>
-        <w:tc>
-          <w:tcPr>
-            <w:tcW w:type="dxa" w:w="2160"/>
-          </w:tcPr>
-          <w:p>
-            <w:r>
-              <w:t>人工智能</w:t>
-            </w:r>
-          </w:p>
-        </w:tc>
-        <w:tc>
-          <w:tcPr>
-            <w:tcW w:type="dxa" w:w="2160"/>
-          </w:tcPr>
-          <w:p>
-            <w:r>
-              <w:t>629亿</w:t>
-            </w:r>
-          </w:p>
-        </w:tc>
-        <w:tc>
-          <w:tcPr>
-            <w:tcW w:type="dxa" w:w="2160"/>
-          </w:tcPr>
-          <w:p>
-            <w:r>
-              <w:t>19%</w:t>
+              <w:t>艾提科信科技有限公司</w:t>
+            </w:r>
+          </w:p>
+        </w:tc>
+        <w:tc>
+          <w:tcPr>
+            <w:tcW w:type="dxa" w:w="2160"/>
+          </w:tcPr>
+          <w:p>
+            <w:r>
+              <w:t>云计算</w:t>
+            </w:r>
+          </w:p>
+        </w:tc>
+        <w:tc>
+          <w:tcPr>
+            <w:tcW w:type="dxa" w:w="2160"/>
+          </w:tcPr>
+          <w:p>
+            <w:r>
+              <w:t>307亿</w:t>
+            </w:r>
+          </w:p>
+        </w:tc>
+        <w:tc>
+          <w:tcPr>
+            <w:tcW w:type="dxa" w:w="2160"/>
+          </w:tcPr>
+          <w:p>
+            <w:r>
+              <w:t>9%</w:t>
             </w:r>
           </w:p>
         </w:tc>
@@ -3466,27 +3468,27 @@
           </w:tcPr>
           <w:p>
             <w:r>
-              <w:t>佳禾科技有限公司</w:t>
-            </w:r>
-          </w:p>
-        </w:tc>
-        <w:tc>
-          <w:tcPr>
-            <w:tcW w:type="dxa" w:w="2160"/>
-          </w:tcPr>
-          <w:p>
-            <w:r>
-              <w:t>半导体</w:t>
-            </w:r>
-          </w:p>
-        </w:tc>
-        <w:tc>
-          <w:tcPr>
-            <w:tcW w:type="dxa" w:w="2160"/>
-          </w:tcPr>
-          <w:p>
-            <w:r>
-              <w:t>654亿</w:t>
+              <w:t>恩悌网络有限公司</w:t>
+            </w:r>
+          </w:p>
+        </w:tc>
+        <w:tc>
+          <w:tcPr>
+            <w:tcW w:type="dxa" w:w="2160"/>
+          </w:tcPr>
+          <w:p>
+            <w:r>
+              <w:t>新能源</w:t>
+            </w:r>
+          </w:p>
+        </w:tc>
+        <w:tc>
+          <w:tcPr>
+            <w:tcW w:type="dxa" w:w="2160"/>
+          </w:tcPr>
+          <w:p>
+            <w:r>
+              <w:t>477亿</w:t>
             </w:r>
           </w:p>
         </w:tc>
@@ -3508,37 +3510,37 @@
           </w:tcPr>
           <w:p>
             <w:r>
-              <w:t>创联世纪科技有限公司</w:t>
-            </w:r>
-          </w:p>
-        </w:tc>
-        <w:tc>
-          <w:tcPr>
-            <w:tcW w:type="dxa" w:w="2160"/>
-          </w:tcPr>
-          <w:p>
-            <w:r>
-              <w:t>医疗科技</w:t>
-            </w:r>
-          </w:p>
-        </w:tc>
-        <w:tc>
-          <w:tcPr>
-            <w:tcW w:type="dxa" w:w="2160"/>
-          </w:tcPr>
-          <w:p>
-            <w:r>
-              <w:t>751亿</w:t>
-            </w:r>
-          </w:p>
-        </w:tc>
-        <w:tc>
-          <w:tcPr>
-            <w:tcW w:type="dxa" w:w="2160"/>
-          </w:tcPr>
-          <w:p>
-            <w:r>
-              <w:t>30%</w:t>
+              <w:t>泰麒麟网络有限公司</w:t>
+            </w:r>
+          </w:p>
+        </w:tc>
+        <w:tc>
+          <w:tcPr>
+            <w:tcW w:type="dxa" w:w="2160"/>
+          </w:tcPr>
+          <w:p>
+            <w:r>
+              <w:t>云计算</w:t>
+            </w:r>
+          </w:p>
+        </w:tc>
+        <w:tc>
+          <w:tcPr>
+            <w:tcW w:type="dxa" w:w="2160"/>
+          </w:tcPr>
+          <w:p>
+            <w:r>
+              <w:t>387亿</w:t>
+            </w:r>
+          </w:p>
+        </w:tc>
+        <w:tc>
+          <w:tcPr>
+            <w:tcW w:type="dxa" w:w="2160"/>
+          </w:tcPr>
+          <w:p>
+            <w:r>
+              <w:t>11%</w:t>
             </w:r>
           </w:p>
         </w:tc>
@@ -3550,37 +3552,37 @@
           </w:tcPr>
           <w:p>
             <w:r>
-              <w:t>九方信息有限公司</w:t>
-            </w:r>
-          </w:p>
-        </w:tc>
-        <w:tc>
-          <w:tcPr>
-            <w:tcW w:type="dxa" w:w="2160"/>
-          </w:tcPr>
-          <w:p>
-            <w:r>
-              <w:t>新能源</w:t>
-            </w:r>
-          </w:p>
-        </w:tc>
-        <w:tc>
-          <w:tcPr>
-            <w:tcW w:type="dxa" w:w="2160"/>
-          </w:tcPr>
-          <w:p>
-            <w:r>
-              <w:t>191亿</w:t>
-            </w:r>
-          </w:p>
-        </w:tc>
-        <w:tc>
-          <w:tcPr>
-            <w:tcW w:type="dxa" w:w="2160"/>
-          </w:tcPr>
-          <w:p>
-            <w:r>
-              <w:t>15%</w:t>
+              <w:t>图龙信息传媒有限公司</w:t>
+            </w:r>
+          </w:p>
+        </w:tc>
+        <w:tc>
+          <w:tcPr>
+            <w:tcW w:type="dxa" w:w="2160"/>
+          </w:tcPr>
+          <w:p>
+            <w:r>
+              <w:t>机器人</w:t>
+            </w:r>
+          </w:p>
+        </w:tc>
+        <w:tc>
+          <w:tcPr>
+            <w:tcW w:type="dxa" w:w="2160"/>
+          </w:tcPr>
+          <w:p>
+            <w:r>
+              <w:t>768亿</w:t>
+            </w:r>
+          </w:p>
+        </w:tc>
+        <w:tc>
+          <w:tcPr>
+            <w:tcW w:type="dxa" w:w="2160"/>
+          </w:tcPr>
+          <w:p>
+            <w:r>
+              <w:t>9%</w:t>
             </w:r>
           </w:p>
         </w:tc>
@@ -3592,37 +3594,37 @@
           </w:tcPr>
           <w:p>
             <w:r>
-              <w:t>国讯网络有限公司</w:t>
-            </w:r>
-          </w:p>
-        </w:tc>
-        <w:tc>
-          <w:tcPr>
-            <w:tcW w:type="dxa" w:w="2160"/>
-          </w:tcPr>
-          <w:p>
-            <w:r>
-              <w:t>云计算</w:t>
-            </w:r>
-          </w:p>
-        </w:tc>
-        <w:tc>
-          <w:tcPr>
-            <w:tcW w:type="dxa" w:w="2160"/>
-          </w:tcPr>
-          <w:p>
-            <w:r>
-              <w:t>417亿</w:t>
-            </w:r>
-          </w:p>
-        </w:tc>
-        <w:tc>
-          <w:tcPr>
-            <w:tcW w:type="dxa" w:w="2160"/>
-          </w:tcPr>
-          <w:p>
-            <w:r>
-              <w:t>16%</w:t>
+              <w:t>戴硕电子网络有限公司</w:t>
+            </w:r>
+          </w:p>
+        </w:tc>
+        <w:tc>
+          <w:tcPr>
+            <w:tcW w:type="dxa" w:w="2160"/>
+          </w:tcPr>
+          <w:p>
+            <w:r>
+              <w:t>新能源</w:t>
+            </w:r>
+          </w:p>
+        </w:tc>
+        <w:tc>
+          <w:tcPr>
+            <w:tcW w:type="dxa" w:w="2160"/>
+          </w:tcPr>
+          <w:p>
+            <w:r>
+              <w:t>113亿</w:t>
+            </w:r>
+          </w:p>
+        </w:tc>
+        <w:tc>
+          <w:tcPr>
+            <w:tcW w:type="dxa" w:w="2160"/>
+          </w:tcPr>
+          <w:p>
+            <w:r>
+              <w:t>11%</w:t>
             </w:r>
           </w:p>
         </w:tc>
@@ -3634,37 +3636,37 @@
           </w:tcPr>
           <w:p>
             <w:r>
-              <w:t>飞利信科技有限公司</w:t>
-            </w:r>
-          </w:p>
-        </w:tc>
-        <w:tc>
-          <w:tcPr>
-            <w:tcW w:type="dxa" w:w="2160"/>
-          </w:tcPr>
-          <w:p>
-            <w:r>
-              <w:t>新能源</w:t>
-            </w:r>
-          </w:p>
-        </w:tc>
-        <w:tc>
-          <w:tcPr>
-            <w:tcW w:type="dxa" w:w="2160"/>
-          </w:tcPr>
-          <w:p>
-            <w:r>
-              <w:t>317亿</w:t>
-            </w:r>
-          </w:p>
-        </w:tc>
-        <w:tc>
-          <w:tcPr>
-            <w:tcW w:type="dxa" w:w="2160"/>
-          </w:tcPr>
-          <w:p>
-            <w:r>
-              <w:t>6%</w:t>
+              <w:t>巨奥传媒有限公司</w:t>
+            </w:r>
+          </w:p>
+        </w:tc>
+        <w:tc>
+          <w:tcPr>
+            <w:tcW w:type="dxa" w:w="2160"/>
+          </w:tcPr>
+          <w:p>
+            <w:r>
+              <w:t>人工智能</w:t>
+            </w:r>
+          </w:p>
+        </w:tc>
+        <w:tc>
+          <w:tcPr>
+            <w:tcW w:type="dxa" w:w="2160"/>
+          </w:tcPr>
+          <w:p>
+            <w:r>
+              <w:t>443亿</w:t>
+            </w:r>
+          </w:p>
+        </w:tc>
+        <w:tc>
+          <w:tcPr>
+            <w:tcW w:type="dxa" w:w="2160"/>
+          </w:tcPr>
+          <w:p>
+            <w:r>
+              <w:t>21%</w:t>
             </w:r>
           </w:p>
         </w:tc>
@@ -3676,37 +3678,37 @@
           </w:tcPr>
           <w:p>
             <w:r>
-              <w:t>信诚致远传媒有限公司</w:t>
-            </w:r>
-          </w:p>
-        </w:tc>
-        <w:tc>
-          <w:tcPr>
-            <w:tcW w:type="dxa" w:w="2160"/>
-          </w:tcPr>
-          <w:p>
-            <w:r>
-              <w:t>人工智能</w:t>
-            </w:r>
-          </w:p>
-        </w:tc>
-        <w:tc>
-          <w:tcPr>
-            <w:tcW w:type="dxa" w:w="2160"/>
-          </w:tcPr>
-          <w:p>
-            <w:r>
-              <w:t>421亿</w:t>
-            </w:r>
-          </w:p>
-        </w:tc>
-        <w:tc>
-          <w:tcPr>
-            <w:tcW w:type="dxa" w:w="2160"/>
-          </w:tcPr>
-          <w:p>
-            <w:r>
-              <w:t>24%</w:t>
+              <w:t>创汇传媒有限公司</w:t>
+            </w:r>
+          </w:p>
+        </w:tc>
+        <w:tc>
+          <w:tcPr>
+            <w:tcW w:type="dxa" w:w="2160"/>
+          </w:tcPr>
+          <w:p>
+            <w:r>
+              <w:t>新能源</w:t>
+            </w:r>
+          </w:p>
+        </w:tc>
+        <w:tc>
+          <w:tcPr>
+            <w:tcW w:type="dxa" w:w="2160"/>
+          </w:tcPr>
+          <w:p>
+            <w:r>
+              <w:t>779亿</w:t>
+            </w:r>
+          </w:p>
+        </w:tc>
+        <w:tc>
+          <w:tcPr>
+            <w:tcW w:type="dxa" w:w="2160"/>
+          </w:tcPr>
+          <w:p>
+            <w:r>
+              <w:t>23%</w:t>
             </w:r>
           </w:p>
         </w:tc>
@@ -3718,37 +3720,37 @@
           </w:tcPr>
           <w:p>
             <w:r>
-              <w:t>兰金电子网络有限公司</w:t>
-            </w:r>
-          </w:p>
-        </w:tc>
-        <w:tc>
-          <w:tcPr>
-            <w:tcW w:type="dxa" w:w="2160"/>
-          </w:tcPr>
-          <w:p>
-            <w:r>
-              <w:t>消费科技</w:t>
-            </w:r>
-          </w:p>
-        </w:tc>
-        <w:tc>
-          <w:tcPr>
-            <w:tcW w:type="dxa" w:w="2160"/>
-          </w:tcPr>
-          <w:p>
-            <w:r>
-              <w:t>506亿</w:t>
-            </w:r>
-          </w:p>
-        </w:tc>
-        <w:tc>
-          <w:tcPr>
-            <w:tcW w:type="dxa" w:w="2160"/>
-          </w:tcPr>
-          <w:p>
-            <w:r>
-              <w:t>19%</w:t>
+              <w:t>精芯信息有限公司</w:t>
+            </w:r>
+          </w:p>
+        </w:tc>
+        <w:tc>
+          <w:tcPr>
+            <w:tcW w:type="dxa" w:w="2160"/>
+          </w:tcPr>
+          <w:p>
+            <w:r>
+              <w:t>半导体</w:t>
+            </w:r>
+          </w:p>
+        </w:tc>
+        <w:tc>
+          <w:tcPr>
+            <w:tcW w:type="dxa" w:w="2160"/>
+          </w:tcPr>
+          <w:p>
+            <w:r>
+              <w:t>483亿</w:t>
+            </w:r>
+          </w:p>
+        </w:tc>
+        <w:tc>
+          <w:tcPr>
+            <w:tcW w:type="dxa" w:w="2160"/>
+          </w:tcPr>
+          <w:p>
+            <w:r>
+              <w:t>16%</w:t>
             </w:r>
           </w:p>
         </w:tc>
@@ -3760,37 +3762,37 @@
           </w:tcPr>
           <w:p>
             <w:r>
-              <w:t>九方信息有限公司</w:t>
-            </w:r>
-          </w:p>
-        </w:tc>
-        <w:tc>
-          <w:tcPr>
-            <w:tcW w:type="dxa" w:w="2160"/>
-          </w:tcPr>
-          <w:p>
-            <w:r>
-              <w:t>新能源</w:t>
-            </w:r>
-          </w:p>
-        </w:tc>
-        <w:tc>
-          <w:tcPr>
-            <w:tcW w:type="dxa" w:w="2160"/>
-          </w:tcPr>
-          <w:p>
-            <w:r>
-              <w:t>248亿</w:t>
-            </w:r>
-          </w:p>
-        </w:tc>
-        <w:tc>
-          <w:tcPr>
-            <w:tcW w:type="dxa" w:w="2160"/>
-          </w:tcPr>
-          <w:p>
-            <w:r>
-              <w:t>10%</w:t>
+              <w:t>艾提科信科技有限公司</w:t>
+            </w:r>
+          </w:p>
+        </w:tc>
+        <w:tc>
+          <w:tcPr>
+            <w:tcW w:type="dxa" w:w="2160"/>
+          </w:tcPr>
+          <w:p>
+            <w:r>
+              <w:t>云计算</w:t>
+            </w:r>
+          </w:p>
+        </w:tc>
+        <w:tc>
+          <w:tcPr>
+            <w:tcW w:type="dxa" w:w="2160"/>
+          </w:tcPr>
+          <w:p>
+            <w:r>
+              <w:t>288亿</w:t>
+            </w:r>
+          </w:p>
+        </w:tc>
+        <w:tc>
+          <w:tcPr>
+            <w:tcW w:type="dxa" w:w="2160"/>
+          </w:tcPr>
+          <w:p>
+            <w:r>
+              <w:t>6%</w:t>
             </w:r>
           </w:p>
         </w:tc>
@@ -3802,37 +3804,37 @@
           </w:tcPr>
           <w:p>
             <w:r>
-              <w:t>凌云网络有限公司</w:t>
-            </w:r>
-          </w:p>
-        </w:tc>
-        <w:tc>
-          <w:tcPr>
-            <w:tcW w:type="dxa" w:w="2160"/>
-          </w:tcPr>
-          <w:p>
-            <w:r>
-              <w:t>医疗科技</w:t>
-            </w:r>
-          </w:p>
-        </w:tc>
-        <w:tc>
-          <w:tcPr>
-            <w:tcW w:type="dxa" w:w="2160"/>
-          </w:tcPr>
-          <w:p>
-            <w:r>
-              <w:t>435亿</w:t>
-            </w:r>
-          </w:p>
-        </w:tc>
-        <w:tc>
-          <w:tcPr>
-            <w:tcW w:type="dxa" w:w="2160"/>
-          </w:tcPr>
-          <w:p>
-            <w:r>
-              <w:t>29%</w:t>
+              <w:t>信诚致远科技有限公司</w:t>
+            </w:r>
+          </w:p>
+        </w:tc>
+        <w:tc>
+          <w:tcPr>
+            <w:tcW w:type="dxa" w:w="2160"/>
+          </w:tcPr>
+          <w:p>
+            <w:r>
+              <w:t>云计算</w:t>
+            </w:r>
+          </w:p>
+        </w:tc>
+        <w:tc>
+          <w:tcPr>
+            <w:tcW w:type="dxa" w:w="2160"/>
+          </w:tcPr>
+          <w:p>
+            <w:r>
+              <w:t>661亿</w:t>
+            </w:r>
+          </w:p>
+        </w:tc>
+        <w:tc>
+          <w:tcPr>
+            <w:tcW w:type="dxa" w:w="2160"/>
+          </w:tcPr>
+          <w:p>
+            <w:r>
+              <w:t>18%</w:t>
             </w:r>
           </w:p>
         </w:tc>
@@ -3844,37 +3846,37 @@
           </w:tcPr>
           <w:p>
             <w:r>
-              <w:t>创亿信息有限公司</w:t>
-            </w:r>
-          </w:p>
-        </w:tc>
-        <w:tc>
-          <w:tcPr>
-            <w:tcW w:type="dxa" w:w="2160"/>
-          </w:tcPr>
-          <w:p>
-            <w:r>
-              <w:t>医疗科技</w:t>
-            </w:r>
-          </w:p>
-        </w:tc>
-        <w:tc>
-          <w:tcPr>
-            <w:tcW w:type="dxa" w:w="2160"/>
-          </w:tcPr>
-          <w:p>
-            <w:r>
-              <w:t>313亿</w:t>
-            </w:r>
-          </w:p>
-        </w:tc>
-        <w:tc>
-          <w:tcPr>
-            <w:tcW w:type="dxa" w:w="2160"/>
-          </w:tcPr>
-          <w:p>
-            <w:r>
-              <w:t>25%</w:t>
+              <w:t>泰麒麟网络有限公司</w:t>
+            </w:r>
+          </w:p>
+        </w:tc>
+        <w:tc>
+          <w:tcPr>
+            <w:tcW w:type="dxa" w:w="2160"/>
+          </w:tcPr>
+          <w:p>
+            <w:r>
+              <w:t>云计算</w:t>
+            </w:r>
+          </w:p>
+        </w:tc>
+        <w:tc>
+          <w:tcPr>
+            <w:tcW w:type="dxa" w:w="2160"/>
+          </w:tcPr>
+          <w:p>
+            <w:r>
+              <w:t>516亿</w:t>
+            </w:r>
+          </w:p>
+        </w:tc>
+        <w:tc>
+          <w:tcPr>
+            <w:tcW w:type="dxa" w:w="2160"/>
+          </w:tcPr>
+          <w:p>
+            <w:r>
+              <w:t>26%</w:t>
             </w:r>
           </w:p>
         </w:tc>
@@ -3886,37 +3888,37 @@
           </w:tcPr>
           <w:p>
             <w:r>
-              <w:t>易动力科技有限公司</w:t>
-            </w:r>
-          </w:p>
-        </w:tc>
-        <w:tc>
-          <w:tcPr>
-            <w:tcW w:type="dxa" w:w="2160"/>
-          </w:tcPr>
-          <w:p>
-            <w:r>
-              <w:t>云计算</w:t>
-            </w:r>
-          </w:p>
-        </w:tc>
-        <w:tc>
-          <w:tcPr>
-            <w:tcW w:type="dxa" w:w="2160"/>
-          </w:tcPr>
-          <w:p>
-            <w:r>
-              <w:t>708亿</w:t>
-            </w:r>
-          </w:p>
-        </w:tc>
-        <w:tc>
-          <w:tcPr>
-            <w:tcW w:type="dxa" w:w="2160"/>
-          </w:tcPr>
-          <w:p>
-            <w:r>
-              <w:t>8%</w:t>
+              <w:t>富罳网络有限公司</w:t>
+            </w:r>
+          </w:p>
+        </w:tc>
+        <w:tc>
+          <w:tcPr>
+            <w:tcW w:type="dxa" w:w="2160"/>
+          </w:tcPr>
+          <w:p>
+            <w:r>
+              <w:t>新能源</w:t>
+            </w:r>
+          </w:p>
+        </w:tc>
+        <w:tc>
+          <w:tcPr>
+            <w:tcW w:type="dxa" w:w="2160"/>
+          </w:tcPr>
+          <w:p>
+            <w:r>
+              <w:t>414亿</w:t>
+            </w:r>
+          </w:p>
+        </w:tc>
+        <w:tc>
+          <w:tcPr>
+            <w:tcW w:type="dxa" w:w="2160"/>
+          </w:tcPr>
+          <w:p>
+            <w:r>
+              <w:t>18%</w:t>
             </w:r>
           </w:p>
         </w:tc>
